--- a/docs/参赛队伍-智能水族设计赛道-一队.docx
+++ b/docs/参赛队伍-智能水族设计赛道-一队.docx
@@ -46,7 +46,7 @@
           <w:b w:val="0"/>
           <w:sz w:val="28"/>
         </w:rPr>
-        <w:t>作 品 名 称：iAqua 智能水族多端协同控制系统</w:t>
+        <w:t>作 品 名 称：iAquaria 智能水族多端协同控制系统</w:t>
       </w:r>
     </w:p>
     <w:p>
@@ -76,7 +76,7 @@
           <w:b w:val="0"/>
           <w:sz w:val="28"/>
         </w:rPr>
-        <w:t>报告总页数：12</w:t>
+        <w:t>报告总页数：见页脚</w:t>
       </w:r>
     </w:p>
     <w:p>
@@ -117,7 +117,7 @@
           <w:b w:val="0"/>
           <w:sz w:val="24"/>
         </w:rPr>
-        <w:t>针对家庭与实验室水族场景中水质监测分散、执行器联动缺失、养护记录难以闭环等问题，本作品以“边缘主控 + 多端协同 + 云端可观测”为思路，研发智能水族管理系统 iAqua。系统以 ESP32 主控采集水温、pH/ORP、TDS、水位、光照等指标，闭环控制灯光、加热、补水、喂食与 CO₂；配套 ESP32-CAM 视觉节点、内嵌 Web 控制台、PC 上位机与 Flutter 双端 App（Android/鸿蒙），经局域网 WebSocket 与 MQTT over TLS 实现内外网协同，并接入兼容 OpenAI 协议的大模型完成水质解释与抓拍识图建议。实测表明主控可稳定完成传感轮询与安全优先控制，App 可实现多缸管理、告警与养护计划闭环。方案可应用于家庭草缸/海水缸、教学演示与小型实验室养殖监测。</w:t>
+        <w:t>针对家庭与教学水族监测分散、执行多依赖定时、养护难以追溯以及离场后状态不可察等问题，本作品设计 iAquaria 智能水族系统。方案将现场硬件、应用软件与云端传递划分为三个协同分区：硬件采集水温、酸碱度、溶解性固体、水位与光照，并驱动照明、加热、补水、投喂及二氧化碳供给；软件承担监视、记录、告警与人工干预；云端在用户离开局域网后传递最近状态与图像。控制决策保留于现场，测值超时则中止相应自动控制。方案适用于家庭草缸、海水缸及实验教学。</w:t>
       </w:r>
     </w:p>
     <w:p>
@@ -167,7 +167,7 @@
           <w:b/>
           <w:sz w:val="24"/>
         </w:rPr>
-        <w:t>1.1 行业发展现状与应用场景</w:t>
+        <w:t>1.1 现存问题</w:t>
       </w:r>
     </w:p>
     <w:p>
@@ -181,7 +181,7 @@
           <w:b w:val="0"/>
           <w:sz w:val="24"/>
         </w:rPr>
-        <w:t>水族产业涵盖家庭观赏、水产科研教学、水族造景竞赛与商业展陈等多个细分市场。随着物联网与边缘智能硬件成本下降，水质在线监测、执行器自动化与移动端运维成为升级方向。传统方案多停留在“单一仪表显示”或“定时插座级控制”，难以形成传感—决策—执行—记录的完整闭环。</w:t>
+        <w:t>家庭观赏缸、水草缸与教学实验缸在日常养护中普遍存在三类问题：水质状态难以综合判断，执行机构难以随水质调整，养护过程难以追溯。</w:t>
       </w:r>
     </w:p>
     <w:p>
@@ -195,7 +195,35 @@
           <w:b w:val="0"/>
           <w:sz w:val="24"/>
         </w:rPr>
-        <w:t>在竞赛与教学场景中，参赛队伍与指导教师更关注造景美学与生物健康的平衡：光照周期、CO₂ 与 pH 联动、水位补水、投喂节奏等均直接影响水草生长与鱼虾状态。若缺乏可复现的数据记录与告警机制，经验难以沉淀。</w:t>
+        <w:t>水质状态难以综合判断，是因为水温、酸碱度、溶解性固体与光照多由独立仪表分别读取。换水、开灯等操作前后的变化缺少统一时间基准，故障发生时难以确定首先偏离的指标。海水缸需将电导率解释为盐度，淡水缸则关注过滤前后的溶解性固体；若显示含义不作区分，易造成误读。</w:t>
+      </w:r>
+    </w:p>
+    <w:p>
+      <w:pPr>
+        <w:spacing w:line="360" w:lineRule="auto" w:before="0" w:after="0"/>
+        <w:ind w:firstLine="420"/>
+      </w:pPr>
+      <w:r>
+        <w:rPr>
+          <w:rFonts w:ascii="Times New Roman" w:hAnsi="Times New Roman" w:eastAsia="宋体"/>
+          <w:b w:val="0"/>
+          <w:sz w:val="24"/>
+        </w:rPr>
+        <w:t>执行机构难以随水质调整，是因为加热、照明、二氧化碳供给与补水多由定时装置或人工开关完成。水质已经变化，设备仍按预设时刻动作。夜间或人员短时离岗时，观测与执行之间缺少衔接。更为严重的是，探头脱落或变送器无响应后，若控制器继续采用过期读数，将导致长时间加热或持续开阀。</w:t>
+      </w:r>
+    </w:p>
+    <w:p>
+      <w:pPr>
+        <w:spacing w:line="360" w:lineRule="auto" w:before="0" w:after="0"/>
+        <w:ind w:firstLine="420"/>
+      </w:pPr>
+      <w:r>
+        <w:rPr>
+          <w:rFonts w:ascii="Times New Roman" w:hAnsi="Times New Roman" w:eastAsia="宋体"/>
+          <w:b w:val="0"/>
+          <w:sz w:val="24"/>
+        </w:rPr>
+        <w:t>养护过程难以追溯，是因为换水、投喂与人工检测多依赖记忆，事后无法核对操作时间及当时水质。人员在场时需要即时监视与干预，离场后仍需确认鱼缸是否处于正常范围。若仅提供局域网页面，则离场后无法访问；若控制完全依赖云端，则家庭网络中断时加热与气阀将失去约束。</w:t>
       </w:r>
     </w:p>
     <w:p>
@@ -209,7 +237,7 @@
           <w:b/>
           <w:sz w:val="24"/>
         </w:rPr>
-        <w:t>1.2 传统方案痛点梳理</w:t>
+        <w:t>1.2 使用需求</w:t>
       </w:r>
     </w:p>
     <w:p>
@@ -223,7 +251,35 @@
           <w:b w:val="0"/>
           <w:sz w:val="24"/>
         </w:rPr>
-        <w:t>通过对常见商用控制器、开源 DIY 方案与人工运维方式的对比，可归纳如下痛点：</w:t>
+        <w:t>针对上述问题，系统应同时满足以下需求，而不能仅将独立仪表替换为显示界面。</w:t>
+      </w:r>
+    </w:p>
+    <w:p>
+      <w:pPr>
+        <w:spacing w:line="360" w:lineRule="auto" w:before="0" w:after="0"/>
+        <w:ind w:firstLine="420"/>
+      </w:pPr>
+      <w:r>
+        <w:rPr>
+          <w:rFonts w:ascii="Times New Roman" w:hAnsi="Times New Roman" w:eastAsia="宋体"/>
+          <w:b w:val="0"/>
+          <w:sz w:val="24"/>
+        </w:rPr>
+        <w:t>第一，指标应集中呈现。水温、酸碱度、溶解性固体或盐度、水位与光照出现在同一界面，并保留近期曲线，以便对照。第二，执行应随水质变化，同时允许人工干预。酸碱度偏高时补充二氧化碳，水温偏低时加热，水位不足时补水，并按计划投喂。任一通道切换为手动后，自动控制不得再改写该通道。</w:t>
+      </w:r>
+    </w:p>
+    <w:p>
+      <w:pPr>
+        <w:spacing w:line="360" w:lineRule="auto" w:before="0" w:after="0"/>
+        <w:ind w:firstLine="420"/>
+      </w:pPr>
+      <w:r>
+        <w:rPr>
+          <w:rFonts w:ascii="Times New Roman" w:hAnsi="Times New Roman" w:eastAsia="宋体"/>
+          <w:b w:val="0"/>
+          <w:sz w:val="24"/>
+        </w:rPr>
+        <w:t>第三，测值失效时应中止相关动作。长时间未获得新读数时，不得依据旧值继续加热或开阀。第四，养护过程应可记录、异常应可提醒，周期性任务应可跟踪。第五，现场与离场均应可用：现场响应应及时，离场至少可获取最近状态；现场的执行决策不得依赖云端是否在线。</w:t>
       </w:r>
     </w:p>
     <w:p>
@@ -238,7 +294,7 @@
           <w:b w:val="0"/>
           <w:sz w:val="21"/>
         </w:rPr>
-        <w:t>表1-1  传统水族运维痛点对照</w:t>
+        <w:t>表1-1  问题与需求对照</w:t>
       </w:r>
     </w:p>
     <w:tbl>
@@ -269,7 +325,7 @@
                 <w:b/>
                 <w:sz w:val="21"/>
               </w:rPr>
-              <w:t>痛点</w:t>
+              <w:t>现存问题</w:t>
             </w:r>
           </w:p>
         </w:tc>
@@ -288,7 +344,7 @@
                 <w:b/>
                 <w:sz w:val="21"/>
               </w:rPr>
-              <w:t>具体表现</w:t>
+              <w:t>对应需求</w:t>
             </w:r>
           </w:p>
         </w:tc>
@@ -307,7 +363,7 @@
                 <w:b/>
                 <w:sz w:val="21"/>
               </w:rPr>
-              <w:t>影响</w:t>
+              <w:t>未能满足时的后果</w:t>
             </w:r>
           </w:p>
         </w:tc>
@@ -325,7 +381,7 @@
                 <w:b w:val="0"/>
                 <w:sz w:val="21"/>
               </w:rPr>
-              <w:t>监测碎片化</w:t>
+              <w:t>仪表分散，淡水与海水读法不同</w:t>
             </w:r>
           </w:p>
         </w:tc>
@@ -341,7 +397,7 @@
                 <w:b w:val="0"/>
                 <w:sz w:val="21"/>
               </w:rPr>
-              <w:t>多仪表分散，读数不同步</w:t>
+              <w:t>同一界面集中显示，并按水型解释</w:t>
             </w:r>
           </w:p>
         </w:tc>
@@ -357,7 +413,7 @@
                 <w:b w:val="0"/>
                 <w:sz w:val="21"/>
               </w:rPr>
-              <w:t>难以关联分析</w:t>
+              <w:t>难以对照，易造成误判</w:t>
             </w:r>
           </w:p>
         </w:tc>
@@ -375,7 +431,7 @@
                 <w:b w:val="0"/>
                 <w:sz w:val="21"/>
               </w:rPr>
-              <w:t>控制开环</w:t>
+              <w:t>定时或人工开关，水质变化无人响应</w:t>
             </w:r>
           </w:p>
         </w:tc>
@@ -391,7 +447,7 @@
                 <w:b w:val="0"/>
                 <w:sz w:val="21"/>
               </w:rPr>
-              <w:t>定时器/手动开关为主</w:t>
+              <w:t>按水质执行，且可切换为手动</w:t>
             </w:r>
           </w:p>
         </w:tc>
@@ -407,7 +463,7 @@
                 <w:b w:val="0"/>
                 <w:sz w:val="21"/>
               </w:rPr>
-              <w:t>无法随水质自适应</w:t>
+              <w:t>夜间及离岗期间失控</w:t>
             </w:r>
           </w:p>
         </w:tc>
@@ -425,7 +481,7 @@
                 <w:b w:val="0"/>
                 <w:sz w:val="21"/>
               </w:rPr>
-              <w:t>安全不足</w:t>
+              <w:t>过期读数仍驱动设备</w:t>
             </w:r>
           </w:p>
         </w:tc>
@@ -441,7 +497,7 @@
                 <w:b w:val="0"/>
                 <w:sz w:val="21"/>
               </w:rPr>
-              <w:t>传感失效仍持续加温/加气</w:t>
+              <w:t>测值失效即停止该项自动控制</w:t>
             </w:r>
           </w:p>
         </w:tc>
@@ -457,7 +513,7 @@
                 <w:b w:val="0"/>
                 <w:sz w:val="21"/>
               </w:rPr>
-              <w:t>生物风险高</w:t>
+              <w:t>过量加热或长时间开阀</w:t>
             </w:r>
           </w:p>
         </w:tc>
@@ -475,7 +531,7 @@
                 <w:b w:val="0"/>
                 <w:sz w:val="21"/>
               </w:rPr>
-              <w:t>记录缺失</w:t>
+              <w:t>换水与投喂缺少记录</w:t>
             </w:r>
           </w:p>
         </w:tc>
@@ -491,7 +547,7 @@
                 <w:b w:val="0"/>
                 <w:sz w:val="21"/>
               </w:rPr>
-              <w:t>换水喂食靠记忆</w:t>
+              <w:t>可追溯、可提醒、可安排计划</w:t>
             </w:r>
           </w:p>
         </w:tc>
@@ -507,7 +563,7 @@
                 <w:b w:val="0"/>
                 <w:sz w:val="21"/>
               </w:rPr>
-              <w:t>无法追溯与复盘</w:t>
+              <w:t>养护经验无法复盘</w:t>
             </w:r>
           </w:p>
         </w:tc>
@@ -525,7 +581,7 @@
                 <w:b w:val="0"/>
                 <w:sz w:val="21"/>
               </w:rPr>
-              <w:t>内外网割裂</w:t>
+              <w:t>现场访问与离场访问相互排斥</w:t>
             </w:r>
           </w:p>
         </w:tc>
@@ -541,7 +597,7 @@
                 <w:b w:val="0"/>
                 <w:sz w:val="21"/>
               </w:rPr>
-              <w:t>仅局域网或仅云端</w:t>
+              <w:t>现场直连，离场经云端查看</w:t>
             </w:r>
           </w:p>
         </w:tc>
@@ -557,57 +613,7 @@
                 <w:b w:val="0"/>
                 <w:sz w:val="21"/>
               </w:rPr>
-              <w:t>场景切换成本高</w:t>
-            </w:r>
-          </w:p>
-        </w:tc>
-      </w:tr>
-      <w:tr>
-        <w:tc>
-          <w:tcPr>
-            <w:tcW w:type="dxa" w:w="2767"/>
-          </w:tcPr>
-          <w:p>
-            <w:r/>
-            <w:r>
-              <w:rPr>
-                <w:rFonts w:ascii="Times New Roman" w:hAnsi="Times New Roman" w:eastAsia="宋体"/>
-                <w:b w:val="0"/>
-                <w:sz w:val="21"/>
-              </w:rPr>
-              <w:t>跨端不一致</w:t>
-            </w:r>
-          </w:p>
-        </w:tc>
-        <w:tc>
-          <w:tcPr>
-            <w:tcW w:type="dxa" w:w="2767"/>
-          </w:tcPr>
-          <w:p>
-            <w:r/>
-            <w:r>
-              <w:rPr>
-                <w:rFonts w:ascii="Times New Roman" w:hAnsi="Times New Roman" w:eastAsia="宋体"/>
-                <w:b w:val="0"/>
-                <w:sz w:val="21"/>
-              </w:rPr>
-              <w:t>Web/App 协议不统一</w:t>
-            </w:r>
-          </w:p>
-        </w:tc>
-        <w:tc>
-          <w:tcPr>
-            <w:tcW w:type="dxa" w:w="2767"/>
-          </w:tcPr>
-          <w:p>
-            <w:r/>
-            <w:r>
-              <w:rPr>
-                <w:rFonts w:ascii="Times New Roman" w:hAnsi="Times New Roman" w:eastAsia="宋体"/>
-                <w:b w:val="0"/>
-                <w:sz w:val="21"/>
-              </w:rPr>
-              <w:t>维护成本上升</w:t>
+              <w:t>离场失察，或断网后失去约束</w:t>
             </w:r>
           </w:p>
         </w:tc>
@@ -625,7 +631,7 @@
           <w:b/>
           <w:sz w:val="24"/>
         </w:rPr>
-        <w:t>1.3 立项依据与目标</w:t>
+        <w:t>1.3 立项目标</w:t>
       </w:r>
     </w:p>
     <w:p>
@@ -639,7 +645,21 @@
           <w:b w:val="0"/>
           <w:sz w:val="24"/>
         </w:rPr>
-        <w:t>基于上述痛点，参赛队伍立项研发 iAqua：以低成本经典 ESP32 为边缘主控，统一采集与安全控制；以 Web/WS 服务同网段实时运维；以 MQTT 支撑广域查看；以 Flutter App 完成多缸档案、养护闭环与 AI 辅助；以 CAM 节点补充视觉信息。目标是形成可演示、可复现、可开源传播的完整技术栈。</w:t>
+        <w:t>据此，本作品将 iAquaria 划分为硬件、软件与云端三个分区，三者并列设计，而非仅完成单一控制板。硬件部署于鱼缸现场，承担测量、决策与执行；软件包括嵌入式网页、计算机端与手机应用，承担监视、记录与操作；云端在用户不处于同一局域网时传递状态，并回传允许范围内的命令。</w:t>
+      </w:r>
+    </w:p>
+    <w:p>
+      <w:pPr>
+        <w:spacing w:line="360" w:lineRule="auto" w:before="0" w:after="0"/>
+        <w:ind w:firstLine="420"/>
+      </w:pPr>
+      <w:r>
+        <w:rPr>
+          <w:rFonts w:ascii="Times New Roman" w:hAnsi="Times New Roman" w:eastAsia="宋体"/>
+          <w:b w:val="0"/>
+          <w:sz w:val="24"/>
+        </w:rPr>
+        <w:t>三个分区采用同一套水质数据。是否执行始终由现场主控决定。由此，现场可以即时操作，离场可以查看最近状态，网络中断时已启用的策略仍可继续运行。</w:t>
       </w:r>
     </w:p>
     <w:p>
@@ -654,7 +674,7 @@
           <w:b w:val="0"/>
           <w:sz w:val="21"/>
         </w:rPr>
-        <w:t>图1-1  iAqua 多端协同总体架构</w:t>
+        <w:t>图1-1  硬件、软件与云端分区</w:t>
       </w:r>
     </w:p>
     <w:p>
@@ -665,7 +685,7 @@
       <w:r>
         <w:drawing>
           <wp:inline xmlns:a="http://schemas.openxmlformats.org/drawingml/2006/main" xmlns:pic="http://schemas.openxmlformats.org/drawingml/2006/picture">
-            <wp:extent cx="5040000" cy="3000455"/>
+            <wp:extent cx="5040000" cy="6734789"/>
             <wp:docPr id="1" name="Picture 1"/>
             <wp:cNvGraphicFramePr>
               <a:graphicFrameLocks noChangeAspect="1"/>
@@ -686,7 +706,7 @@
                   <pic:spPr>
                     <a:xfrm>
                       <a:off x="0" y="0"/>
-                      <a:ext cx="5040000" cy="3000455"/>
+                      <a:ext cx="5040000" cy="6734789"/>
                     </a:xfrm>
                     <a:prstGeom prst="rect"/>
                   </pic:spPr>
@@ -695,6 +715,20 @@
             </a:graphic>
           </wp:inline>
         </w:drawing>
+      </w:r>
+    </w:p>
+    <w:p>
+      <w:pPr>
+        <w:spacing w:line="360" w:lineRule="auto" w:before="0" w:after="0"/>
+        <w:ind w:firstLine="420"/>
+      </w:pPr>
+      <w:r>
+        <w:rPr>
+          <w:rFonts w:ascii="Times New Roman" w:hAnsi="Times New Roman" w:eastAsia="宋体"/>
+          <w:b w:val="0"/>
+          <w:sz w:val="24"/>
+        </w:rPr>
+        <w:t>图1-1 将三个分区并列表示。左列为现场的测量、决策、执行与图像采集；中列为手机与计算机上的监视、养护记录、水型化显示与辅助说明；右列为云端的接入、最近内容保留与命令转发。分区之间的箭头表示现场直连与离场改经云端，而不是将硬件细节集中绘制于同一列。</w:t>
       </w:r>
     </w:p>
     <w:p>
@@ -713,6 +747,20 @@
     </w:p>
     <w:p>
       <w:pPr>
+        <w:spacing w:line="360" w:lineRule="auto" w:before="0" w:after="0"/>
+        <w:ind w:firstLine="420"/>
+      </w:pPr>
+      <w:r>
+        <w:rPr>
+          <w:rFonts w:ascii="Times New Roman" w:hAnsi="Times New Roman" w:eastAsia="宋体"/>
+          <w:b w:val="0"/>
+          <w:sz w:val="24"/>
+        </w:rPr>
+        <w:t>本章依据第1章提出的需求说明关键做法，而不单独堆砌技术名词。测值失效后的安全停机仅为其中一项。指标集中呈现、闭环执行、过程可追溯、离场可察以及变送器现场可更换，均设置了对应措施。</w:t>
+      </w:r>
+    </w:p>
+    <w:p>
+      <w:pPr>
         <w:spacing w:before="60" w:after="60"/>
         <w:ind w:firstLine="0"/>
       </w:pPr>
@@ -722,7 +770,7 @@
           <w:b/>
           <w:sz w:val="24"/>
         </w:rPr>
-        <w:t>2.1 核心自研点总览</w:t>
+        <w:t>2.1 需求与做法对照</w:t>
       </w:r>
     </w:p>
     <w:p>
@@ -737,7 +785,7 @@
           <w:b w:val="0"/>
           <w:sz w:val="21"/>
         </w:rPr>
-        <w:t>表2-1  创新点与同类方案对比</w:t>
+        <w:t>表2-1  由需求引出的做法</w:t>
       </w:r>
     </w:p>
     <w:tbl>
@@ -768,7 +816,7 @@
                 <w:b/>
                 <w:sz w:val="21"/>
               </w:rPr>
-              <w:t>创新点</w:t>
+              <w:t>第1章提出的需求</w:t>
             </w:r>
           </w:p>
         </w:tc>
@@ -787,7 +835,7 @@
                 <w:b/>
                 <w:sz w:val="21"/>
               </w:rPr>
-              <w:t>传统做法</w:t>
+              <w:t>常见做法</w:t>
             </w:r>
           </w:p>
         </w:tc>
@@ -824,7 +872,7 @@
                 <w:b w:val="0"/>
                 <w:sz w:val="21"/>
               </w:rPr>
-              <w:t>安全优先控制</w:t>
+              <w:t>指标集中呈现</w:t>
             </w:r>
           </w:p>
         </w:tc>
@@ -840,7 +888,7 @@
                 <w:b w:val="0"/>
                 <w:sz w:val="21"/>
               </w:rPr>
-              <w:t>阈值触发即动作</w:t>
+              <w:t>多只仪表分别读取</w:t>
             </w:r>
           </w:p>
         </w:tc>
@@ -856,7 +904,7 @@
                 <w:b w:val="0"/>
                 <w:sz w:val="21"/>
               </w:rPr>
-              <w:t>新鲜度+手动优先+超时切断</w:t>
+              <w:t>主控汇总，网页、计算机与 App 显示同一份数据</w:t>
             </w:r>
           </w:p>
         </w:tc>
@@ -874,7 +922,7 @@
                 <w:b w:val="0"/>
                 <w:sz w:val="21"/>
               </w:rPr>
-              <w:t>多端协议对齐</w:t>
+              <w:t>执行跟随水质</w:t>
             </w:r>
           </w:p>
         </w:tc>
@@ -890,7 +938,7 @@
                 <w:b w:val="0"/>
                 <w:sz w:val="21"/>
               </w:rPr>
-              <w:t>各端私有协议</w:t>
+              <w:t>定时插座</w:t>
             </w:r>
           </w:p>
         </w:tc>
@@ -906,7 +954,7 @@
                 <w:b w:val="0"/>
                 <w:sz w:val="21"/>
               </w:rPr>
-              <w:t>WS JSON + MQTT 统一字段</w:t>
+              <w:t>按酸碱度、水温与水位动作，照明可联动气阀</w:t>
             </w:r>
           </w:p>
         </w:tc>
@@ -924,7 +972,7 @@
                 <w:b w:val="0"/>
                 <w:sz w:val="21"/>
               </w:rPr>
-              <w:t>水型驱动 UI</w:t>
+              <w:t>允许人工干预</w:t>
             </w:r>
           </w:p>
         </w:tc>
@@ -940,7 +988,7 @@
                 <w:b w:val="0"/>
                 <w:sz w:val="21"/>
               </w:rPr>
-              <w:t>固定指标</w:t>
+              <w:t>无手动，或自动优先</w:t>
             </w:r>
           </w:p>
         </w:tc>
@@ -956,7 +1004,7 @@
                 <w:b w:val="0"/>
                 <w:sz w:val="21"/>
               </w:rPr>
-              <w:t>淡水/海水显示语义切换</w:t>
+              <w:t>手动优先，自动控制不再改写</w:t>
             </w:r>
           </w:p>
         </w:tc>
@@ -974,7 +1022,7 @@
                 <w:b w:val="0"/>
                 <w:sz w:val="21"/>
               </w:rPr>
-              <w:t>双平台 App</w:t>
+              <w:t>测值失效即停止</w:t>
             </w:r>
           </w:p>
         </w:tc>
@@ -990,7 +1038,7 @@
                 <w:b w:val="0"/>
                 <w:sz w:val="21"/>
               </w:rPr>
-              <w:t>仅 Android</w:t>
+              <w:t>过期读数继续驱动</w:t>
             </w:r>
           </w:p>
         </w:tc>
@@ -1006,7 +1054,7 @@
                 <w:b w:val="0"/>
                 <w:sz w:val="21"/>
               </w:rPr>
-              <w:t>Flutter Android+鸿蒙纯 Dart</w:t>
+              <w:t>超时则停止该项自动，并关闭相应输出</w:t>
             </w:r>
           </w:p>
         </w:tc>
@@ -1024,7 +1072,7 @@
                 <w:b w:val="0"/>
                 <w:sz w:val="21"/>
               </w:rPr>
-              <w:t>边缘 AI 辅助</w:t>
+              <w:t>养护可追溯</w:t>
             </w:r>
           </w:p>
         </w:tc>
@@ -1040,7 +1088,7 @@
                 <w:b w:val="0"/>
                 <w:sz w:val="21"/>
               </w:rPr>
-              <w:t>无 App</w:t>
+              <w:t>依赖记忆</w:t>
             </w:r>
           </w:p>
         </w:tc>
@@ -1056,7 +1104,7 @@
                 <w:b w:val="0"/>
                 <w:sz w:val="21"/>
               </w:rPr>
-              <w:t>抓拍多模态+水质上下文注入</w:t>
+              <w:t>日志、周期计划与告警保存在手机</w:t>
             </w:r>
           </w:p>
         </w:tc>
@@ -1074,7 +1122,7 @@
                 <w:b w:val="0"/>
                 <w:sz w:val="21"/>
               </w:rPr>
-              <w:t>可配置 485</w:t>
+              <w:t>现场与离场均可使用</w:t>
             </w:r>
           </w:p>
         </w:tc>
@@ -1090,7 +1138,7 @@
                 <w:b w:val="0"/>
                 <w:sz w:val="21"/>
               </w:rPr>
-              <w:t>固件写死寄存器</w:t>
+              <w:t>仅有网页或仅有云端</w:t>
             </w:r>
           </w:p>
         </w:tc>
@@ -1106,7 +1154,157 @@
                 <w:b w:val="0"/>
                 <w:sz w:val="21"/>
               </w:rPr>
-              <w:t>Web 热更新 regs 映射</w:t>
+              <w:t>现场直连，离场经云端查看并下发命令</w:t>
+            </w:r>
+          </w:p>
+        </w:tc>
+      </w:tr>
+      <w:tr>
+        <w:tc>
+          <w:tcPr>
+            <w:tcW w:type="dxa" w:w="2767"/>
+          </w:tcPr>
+          <w:p>
+            <w:r/>
+            <w:r>
+              <w:rPr>
+                <w:rFonts w:ascii="Times New Roman" w:hAnsi="Times New Roman" w:eastAsia="宋体"/>
+                <w:b w:val="0"/>
+                <w:sz w:val="21"/>
+              </w:rPr>
+              <w:t>淡水与海水区分显示</w:t>
+            </w:r>
+          </w:p>
+        </w:tc>
+        <w:tc>
+          <w:tcPr>
+            <w:tcW w:type="dxa" w:w="2767"/>
+          </w:tcPr>
+          <w:p>
+            <w:r/>
+            <w:r>
+              <w:rPr>
+                <w:rFonts w:ascii="Times New Roman" w:hAnsi="Times New Roman" w:eastAsia="宋体"/>
+                <w:b w:val="0"/>
+                <w:sz w:val="21"/>
+              </w:rPr>
+              <w:t>指标固定</w:t>
+            </w:r>
+          </w:p>
+        </w:tc>
+        <w:tc>
+          <w:tcPr>
+            <w:tcW w:type="dxa" w:w="2767"/>
+          </w:tcPr>
+          <w:p>
+            <w:r/>
+            <w:r>
+              <w:rPr>
+                <w:rFonts w:ascii="Times New Roman" w:hAnsi="Times New Roman" w:eastAsia="宋体"/>
+                <w:b w:val="0"/>
+                <w:sz w:val="21"/>
+              </w:rPr>
+              <w:t>按水型将同一路数据显示为溶解性固体或盐度</w:t>
+            </w:r>
+          </w:p>
+        </w:tc>
+      </w:tr>
+      <w:tr>
+        <w:tc>
+          <w:tcPr>
+            <w:tcW w:type="dxa" w:w="2767"/>
+          </w:tcPr>
+          <w:p>
+            <w:r/>
+            <w:r>
+              <w:rPr>
+                <w:rFonts w:ascii="Times New Roman" w:hAnsi="Times New Roman" w:eastAsia="宋体"/>
+                <w:b w:val="0"/>
+                <w:sz w:val="21"/>
+              </w:rPr>
+              <w:t>更换变送器</w:t>
+            </w:r>
+          </w:p>
+        </w:tc>
+        <w:tc>
+          <w:tcPr>
+            <w:tcW w:type="dxa" w:w="2767"/>
+          </w:tcPr>
+          <w:p>
+            <w:r/>
+            <w:r>
+              <w:rPr>
+                <w:rFonts w:ascii="Times New Roman" w:hAnsi="Times New Roman" w:eastAsia="宋体"/>
+                <w:b w:val="0"/>
+                <w:sz w:val="21"/>
+              </w:rPr>
+              <w:t>修改程序后重新烧录</w:t>
+            </w:r>
+          </w:p>
+        </w:tc>
+        <w:tc>
+          <w:tcPr>
+            <w:tcW w:type="dxa" w:w="2767"/>
+          </w:tcPr>
+          <w:p>
+            <w:r/>
+            <w:r>
+              <w:rPr>
+                <w:rFonts w:ascii="Times New Roman" w:hAnsi="Times New Roman" w:eastAsia="宋体"/>
+                <w:b w:val="0"/>
+                <w:sz w:val="21"/>
+              </w:rPr>
+              <w:t>在网页中修改地址与换算系数</w:t>
+            </w:r>
+          </w:p>
+        </w:tc>
+      </w:tr>
+      <w:tr>
+        <w:tc>
+          <w:tcPr>
+            <w:tcW w:type="dxa" w:w="2767"/>
+          </w:tcPr>
+          <w:p>
+            <w:r/>
+            <w:r>
+              <w:rPr>
+                <w:rFonts w:ascii="Times New Roman" w:hAnsi="Times New Roman" w:eastAsia="宋体"/>
+                <w:b w:val="0"/>
+                <w:sz w:val="21"/>
+              </w:rPr>
+              <w:t>解释不替代执行</w:t>
+            </w:r>
+          </w:p>
+        </w:tc>
+        <w:tc>
+          <w:tcPr>
+            <w:tcW w:type="dxa" w:w="2767"/>
+          </w:tcPr>
+          <w:p>
+            <w:r/>
+            <w:r>
+              <w:rPr>
+                <w:rFonts w:ascii="Times New Roman" w:hAnsi="Times New Roman" w:eastAsia="宋体"/>
+                <w:b w:val="0"/>
+                <w:sz w:val="21"/>
+              </w:rPr>
+              <w:t>将模型输出接至继电器</w:t>
+            </w:r>
+          </w:p>
+        </w:tc>
+        <w:tc>
+          <w:tcPr>
+            <w:tcW w:type="dxa" w:w="2767"/>
+          </w:tcPr>
+          <w:p>
+            <w:r/>
+            <w:r>
+              <w:rPr>
+                <w:rFonts w:ascii="Times New Roman" w:hAnsi="Times New Roman" w:eastAsia="宋体"/>
+                <w:b w:val="0"/>
+                <w:sz w:val="21"/>
+              </w:rPr>
+              <w:t>模型仅给出文字建议</w:t>
             </w:r>
           </w:p>
         </w:tc>
@@ -1124,7 +1322,7 @@
           <w:b/>
           <w:sz w:val="24"/>
         </w:rPr>
-        <w:t>2.2 安全优先控制引擎</w:t>
+        <w:t>2.2 以测量驱动执行并保留人工优先</w:t>
       </w:r>
     </w:p>
     <w:p>
@@ -1138,7 +1336,21 @@
           <w:b w:val="0"/>
           <w:sz w:val="24"/>
         </w:rPr>
-        <w:t>控制引擎以 1 s 节拍运行。对 CO₂：可跟随灯光，并按 pH 滞回（默认高于 7.0 开、低于 6.8 关）；对加热与水位补水：采用阈值与滞回；喂食采用脉冲输出。任意通道支持手动覆盖，自动逻辑不得强行抢占手动态。当 pH 等关键量超时未刷新，强制关闭 CO₂，避免“瞎控”。</w:t>
+        <w:t>本节对应执行机构难以随水质调整的问题。主控约每秒读取一次当前水质。二氧化碳可在照明开启期间按酸碱度工作，默认高于 7.0 时开启、低于 6.8 时关闭，以避免在阈值附近反复通断。加热与补水同样采用分开的开启界限与关闭界限。投喂不持续通电，仅输出一次短脉冲，使喂食器转过一格。</w:t>
+      </w:r>
+    </w:p>
+    <w:p>
+      <w:pPr>
+        <w:spacing w:line="360" w:lineRule="auto" w:before="0" w:after="0"/>
+        <w:ind w:firstLine="420"/>
+      </w:pPr>
+      <w:r>
+        <w:rPr>
+          <w:rFonts w:ascii="Times New Roman" w:hAnsi="Times New Roman" w:eastAsia="宋体"/>
+          <w:b w:val="0"/>
+          <w:sz w:val="24"/>
+        </w:rPr>
+        <w:t>任一通道均可切换为手动。手动期间，即使自动条件成立，也不再改变该通道。若水温、光照或水位超过 60 秒，或酸碱度超过 120 秒仍未获得新读数，则该项自动控制停止，并关闭二氧化碳阀。该措施用于防止过期读数误控，并不是本作品的唯一创新。</w:t>
       </w:r>
     </w:p>
     <w:p>
@@ -1153,7 +1365,7 @@
           <w:b w:val="0"/>
           <w:sz w:val="21"/>
         </w:rPr>
-        <w:t>图2-1  闭环控制与安全优先逻辑</w:t>
+        <w:t>图2-1  测量、决策与执行的关系</w:t>
       </w:r>
     </w:p>
     <w:p>
@@ -1198,6 +1410,187 @@
     </w:p>
     <w:p>
       <w:pPr>
+        <w:spacing w:before="60" w:after="60"/>
+        <w:ind w:firstLine="0"/>
+      </w:pPr>
+      <w:r>
+        <w:rPr>
+          <w:rFonts w:ascii="Times New Roman" w:hAnsi="Times New Roman" w:eastAsia="黑体"/>
+          <w:b/>
+          <w:sz w:val="24"/>
+        </w:rPr>
+        <w:t>2.3 现场直连与离场云端协同</w:t>
+      </w:r>
+    </w:p>
+    <w:p>
+      <w:pPr>
+        <w:spacing w:line="360" w:lineRule="auto" w:before="0" w:after="0"/>
+        <w:ind w:firstLine="420"/>
+      </w:pPr>
+      <w:r>
+        <w:rPr>
+          <w:rFonts w:ascii="Times New Roman" w:hAnsi="Times New Roman" w:eastAsia="宋体"/>
+          <w:b w:val="0"/>
+          <w:sz w:val="24"/>
+        </w:rPr>
+        <w:t>本节对应离场后无法获知状态，以及网络中断后失去约束的问题。用户处于同一网络时，手机与计算机直接向主控获取数据，刷新及时，亦可立即干预。用户离场后，主控将最近状态与照片送至云端，手机改为从云端读取，且只能回传控制与投喂两类命令。</w:t>
+      </w:r>
+    </w:p>
+    <w:p>
+      <w:pPr>
+        <w:spacing w:line="360" w:lineRule="auto" w:before="0" w:after="0"/>
+        <w:ind w:firstLine="420"/>
+      </w:pPr>
+      <w:r>
+        <w:rPr>
+          <w:rFonts w:ascii="Times New Roman" w:hAnsi="Times New Roman" w:eastAsia="宋体"/>
+          <w:b w:val="0"/>
+          <w:sz w:val="24"/>
+        </w:rPr>
+        <w:t>云端中断时，现场主控不向云端请求下一步动作。已启用的自动策略按现场最后一套规则继续运行。因此，云端解决的是人员是否在场的问题，而不是每一秒是否开启气阀。具体链路见第3章。</w:t>
+      </w:r>
+    </w:p>
+    <w:p>
+      <w:pPr>
+        <w:spacing w:before="60" w:after="60"/>
+        <w:ind w:firstLine="0"/>
+      </w:pPr>
+      <w:r>
+        <w:rPr>
+          <w:rFonts w:ascii="Times New Roman" w:hAnsi="Times New Roman" w:eastAsia="黑体"/>
+          <w:b/>
+          <w:sz w:val="24"/>
+        </w:rPr>
+        <w:t>2.4 养护记录与按水型显示</w:t>
+      </w:r>
+    </w:p>
+    <w:p>
+      <w:pPr>
+        <w:spacing w:line="360" w:lineRule="auto" w:before="0" w:after="0"/>
+        <w:ind w:firstLine="420"/>
+      </w:pPr>
+      <w:r>
+        <w:rPr>
+          <w:rFonts w:ascii="Times New Roman" w:hAnsi="Times New Roman" w:eastAsia="宋体"/>
+          <w:b w:val="0"/>
+          <w:sz w:val="24"/>
+        </w:rPr>
+        <w:t>本节对应养护难以追溯，以及淡水与海水读法混淆的问题。手机以鱼缸为单元保存档案。概览页显示当前水质，日志页记录换水、投喂与人工测量，计划页安排周期任务，告警按规则提醒。</w:t>
+      </w:r>
+    </w:p>
+    <w:p>
+      <w:pPr>
+        <w:spacing w:line="360" w:lineRule="auto" w:before="0" w:after="0"/>
+        <w:ind w:firstLine="420"/>
+      </w:pPr>
+      <w:r>
+        <w:rPr>
+          <w:rFonts w:ascii="Times New Roman" w:hAnsi="Times New Roman" w:eastAsia="宋体"/>
+          <w:b w:val="0"/>
+          <w:sz w:val="24"/>
+        </w:rPr>
+        <w:t>淡水缸与草缸突出过滤前后的溶解性固体。海水缸将同一路数据解释为盐度，避免将淡水单位用于海水。Android 与鸿蒙采用同一套界面和数据，更换终端时不必另行适应另一套操作。</w:t>
+      </w:r>
+    </w:p>
+    <w:p>
+      <w:pPr>
+        <w:spacing w:before="60" w:after="120"/>
+        <w:ind w:firstLine="0"/>
+        <w:jc w:val="center"/>
+      </w:pPr>
+      <w:r>
+        <w:rPr>
+          <w:rFonts w:ascii="Times New Roman" w:hAnsi="Times New Roman" w:eastAsia="宋体"/>
+          <w:b w:val="0"/>
+          <w:sz w:val="21"/>
+        </w:rPr>
+        <w:t>图2-2  手机端四项日常功能</w:t>
+      </w:r>
+    </w:p>
+    <w:p>
+      <w:pPr>
+        <w:ind w:firstLine="0"/>
+        <w:jc w:val="center"/>
+      </w:pPr>
+      <w:r>
+        <w:drawing>
+          <wp:inline xmlns:a="http://schemas.openxmlformats.org/drawingml/2006/main" xmlns:pic="http://schemas.openxmlformats.org/drawingml/2006/picture">
+            <wp:extent cx="5040000" cy="2210091"/>
+            <wp:docPr id="3" name="Picture 3"/>
+            <wp:cNvGraphicFramePr>
+              <a:graphicFrameLocks noChangeAspect="1"/>
+            </wp:cNvGraphicFramePr>
+            <a:graphic>
+              <a:graphicData uri="http://schemas.openxmlformats.org/drawingml/2006/picture">
+                <pic:pic>
+                  <pic:nvPicPr>
+                    <pic:cNvPr id="0" name="fig_app_ia.png"/>
+                    <pic:cNvPicPr/>
+                  </pic:nvPicPr>
+                  <pic:blipFill>
+                    <a:blip r:embed="rId12"/>
+                    <a:stretch>
+                      <a:fillRect/>
+                    </a:stretch>
+                  </pic:blipFill>
+                  <pic:spPr>
+                    <a:xfrm>
+                      <a:off x="0" y="0"/>
+                      <a:ext cx="5040000" cy="2210091"/>
+                    </a:xfrm>
+                    <a:prstGeom prst="rect"/>
+                  </pic:spPr>
+                </pic:pic>
+              </a:graphicData>
+            </a:graphic>
+          </wp:inline>
+        </w:drawing>
+      </w:r>
+    </w:p>
+    <w:p>
+      <w:pPr>
+        <w:spacing w:before="60" w:after="60"/>
+        <w:ind w:firstLine="0"/>
+      </w:pPr>
+      <w:r>
+        <w:rPr>
+          <w:rFonts w:ascii="Times New Roman" w:hAnsi="Times New Roman" w:eastAsia="黑体"/>
+          <w:b/>
+          <w:sz w:val="24"/>
+        </w:rPr>
+        <w:t>2.5 变送器可配置与辅助建议的边界</w:t>
+      </w:r>
+    </w:p>
+    <w:p>
+      <w:pPr>
+        <w:spacing w:line="360" w:lineRule="auto" w:before="0" w:after="0"/>
+        <w:ind w:firstLine="420"/>
+      </w:pPr>
+      <w:r>
+        <w:rPr>
+          <w:rFonts w:ascii="Times New Roman" w:hAnsi="Times New Roman" w:eastAsia="宋体"/>
+          <w:b w:val="0"/>
+          <w:sz w:val="24"/>
+        </w:rPr>
+        <w:t>水质变送器品牌较多，寄存器定义并不统一。若每次更换都要修改程序并重新烧录，则教学与家庭场景均难以维护。本作品将从机地址、读取位置与换算系数置于网页配置中，保存后立即生效。</w:t>
+      </w:r>
+    </w:p>
+    <w:p>
+      <w:pPr>
+        <w:spacing w:line="360" w:lineRule="auto" w:before="0" w:after="0"/>
+        <w:ind w:firstLine="420"/>
+      </w:pPr>
+      <w:r>
+        <w:rPr>
+          <w:rFonts w:ascii="Times New Roman" w:hAnsi="Times New Roman" w:eastAsia="宋体"/>
+          <w:b w:val="0"/>
+          <w:sz w:val="24"/>
+        </w:rPr>
+        <w:t>图像识别与水质说明由大模型完成，结果仅呈现在对话中。用户确认后，再自行进入控制页操作。模型不能绕过主控接通加热或气阀，因而建议可以随时中止，设备状态仍然可解释。</w:t>
+      </w:r>
+    </w:p>
+    <w:p>
+      <w:pPr>
         <w:spacing w:before="120" w:after="120"/>
         <w:ind w:firstLine="0"/>
       </w:pPr>
@@ -1221,7 +1614,7 @@
           <w:b/>
           <w:sz w:val="24"/>
         </w:rPr>
-        <w:t>3.1 总体架构与模块划分</w:t>
+        <w:t>3.1 总体方案的三个分区</w:t>
       </w:r>
     </w:p>
     <w:p>
@@ -1235,7 +1628,21 @@
           <w:b w:val="0"/>
           <w:sz w:val="24"/>
         </w:rPr>
-        <w:t>系统划分为：传感采集层、控制与执行层、本地服务层（HTTP/WebSocket/配网/历史）、云链路层、视觉节点、人机层（Web/PC/App）。主控固件采用模块化 C++（Arduino 框架），关键类包括 SensorStore、ControlEngine、Actuators、ModbusBus、NetService、WebService、HistStore、CloudLink、TfStore 等。</w:t>
+        <w:t>总体方案沿用图1-1 的三列划分，而不按芯片引脚展开。硬件、软件与云端边界明确，三部分并列，避免方案退化为单一硬件清单。</w:t>
+      </w:r>
+    </w:p>
+    <w:p>
+      <w:pPr>
+        <w:spacing w:line="360" w:lineRule="auto" w:before="0" w:after="0"/>
+        <w:ind w:firstLine="420"/>
+      </w:pPr>
+      <w:r>
+        <w:rPr>
+          <w:rFonts w:ascii="Times New Roman" w:hAnsi="Times New Roman" w:eastAsia="宋体"/>
+          <w:b w:val="0"/>
+          <w:sz w:val="24"/>
+        </w:rPr>
+        <w:t>硬件分区在现场完成测量、每秒决策与功率执行，摄像头仅负责图像采集。软件分区包括主控网页、计算机上位机与 iAquaria 手机应用，负责呈现同一份数据，并接收人工操作、日志与计划。云端分区仅在用户离开局域网时传递最近状态、照片以及允许范围内的命令。</w:t>
       </w:r>
     </w:p>
     <w:p>
@@ -1250,7 +1657,451 @@
           <w:b w:val="0"/>
           <w:sz w:val="21"/>
         </w:rPr>
-        <w:t>表3-1  软件模块职责一览</w:t>
+        <w:t>表3-1  三个分区的边界</w:t>
+      </w:r>
+    </w:p>
+    <w:tbl>
+      <w:tblPr>
+        <w:tblStyle w:val="TableGrid"/>
+        <w:tblW w:type="auto" w:w="0"/>
+        <w:jc w:val="center"/>
+        <w:tblLook w:firstColumn="1" w:firstRow="1" w:lastColumn="0" w:lastRow="0" w:noHBand="0" w:noVBand="1" w:val="04A0"/>
+      </w:tblPr>
+      <w:tblGrid>
+        <w:gridCol w:w="2075"/>
+        <w:gridCol w:w="2075"/>
+        <w:gridCol w:w="2075"/>
+        <w:gridCol w:w="2075"/>
+      </w:tblGrid>
+      <w:tr>
+        <w:tc>
+          <w:tcPr>
+            <w:tcW w:type="dxa" w:w="2075"/>
+          </w:tcPr>
+          <w:p>
+            <w:pPr>
+              <w:jc w:val="center"/>
+            </w:pPr>
+            <w:r/>
+            <w:r>
+              <w:rPr>
+                <w:rFonts w:ascii="Times New Roman" w:hAnsi="Times New Roman" w:eastAsia="黑体"/>
+                <w:b/>
+                <w:sz w:val="21"/>
+              </w:rPr>
+              <w:t>分区</w:t>
+            </w:r>
+          </w:p>
+        </w:tc>
+        <w:tc>
+          <w:tcPr>
+            <w:tcW w:type="dxa" w:w="2075"/>
+          </w:tcPr>
+          <w:p>
+            <w:pPr>
+              <w:jc w:val="center"/>
+            </w:pPr>
+            <w:r/>
+            <w:r>
+              <w:rPr>
+                <w:rFonts w:ascii="Times New Roman" w:hAnsi="Times New Roman" w:eastAsia="黑体"/>
+                <w:b/>
+                <w:sz w:val="21"/>
+              </w:rPr>
+              <w:t>包含什么</w:t>
+            </w:r>
+          </w:p>
+        </w:tc>
+        <w:tc>
+          <w:tcPr>
+            <w:tcW w:type="dxa" w:w="2075"/>
+          </w:tcPr>
+          <w:p>
+            <w:pPr>
+              <w:jc w:val="center"/>
+            </w:pPr>
+            <w:r/>
+            <w:r>
+              <w:rPr>
+                <w:rFonts w:ascii="Times New Roman" w:hAnsi="Times New Roman" w:eastAsia="黑体"/>
+                <w:b/>
+                <w:sz w:val="21"/>
+              </w:rPr>
+              <w:t>负责</w:t>
+            </w:r>
+          </w:p>
+        </w:tc>
+        <w:tc>
+          <w:tcPr>
+            <w:tcW w:type="dxa" w:w="2075"/>
+          </w:tcPr>
+          <w:p>
+            <w:pPr>
+              <w:jc w:val="center"/>
+            </w:pPr>
+            <w:r/>
+            <w:r>
+              <w:rPr>
+                <w:rFonts w:ascii="Times New Roman" w:hAnsi="Times New Roman" w:eastAsia="黑体"/>
+                <w:b/>
+                <w:sz w:val="21"/>
+              </w:rPr>
+              <w:t>不负责</w:t>
+            </w:r>
+          </w:p>
+        </w:tc>
+      </w:tr>
+      <w:tr>
+        <w:tc>
+          <w:tcPr>
+            <w:tcW w:type="dxa" w:w="2075"/>
+          </w:tcPr>
+          <w:p>
+            <w:r/>
+            <w:r>
+              <w:rPr>
+                <w:rFonts w:ascii="Times New Roman" w:hAnsi="Times New Roman" w:eastAsia="宋体"/>
+                <w:b w:val="0"/>
+                <w:sz w:val="21"/>
+              </w:rPr>
+              <w:t>硬件</w:t>
+            </w:r>
+          </w:p>
+        </w:tc>
+        <w:tc>
+          <w:tcPr>
+            <w:tcW w:type="dxa" w:w="2075"/>
+          </w:tcPr>
+          <w:p>
+            <w:r/>
+            <w:r>
+              <w:rPr>
+                <w:rFonts w:ascii="Times New Roman" w:hAnsi="Times New Roman" w:eastAsia="宋体"/>
+                <w:b w:val="0"/>
+                <w:sz w:val="21"/>
+              </w:rPr>
+              <w:t>探头、主控、执行器、缸沿结构、摄像头</w:t>
+            </w:r>
+          </w:p>
+        </w:tc>
+        <w:tc>
+          <w:tcPr>
+            <w:tcW w:type="dxa" w:w="2075"/>
+          </w:tcPr>
+          <w:p>
+            <w:r/>
+            <w:r>
+              <w:rPr>
+                <w:rFonts w:ascii="Times New Roman" w:hAnsi="Times New Roman" w:eastAsia="宋体"/>
+                <w:b w:val="0"/>
+                <w:sz w:val="21"/>
+              </w:rPr>
+              <w:t>测量、决策、执行、图像采集</w:t>
+            </w:r>
+          </w:p>
+        </w:tc>
+        <w:tc>
+          <w:tcPr>
+            <w:tcW w:type="dxa" w:w="2075"/>
+          </w:tcPr>
+          <w:p>
+            <w:r/>
+            <w:r>
+              <w:rPr>
+                <w:rFonts w:ascii="Times New Roman" w:hAnsi="Times New Roman" w:eastAsia="宋体"/>
+                <w:b w:val="0"/>
+                <w:sz w:val="21"/>
+              </w:rPr>
+              <w:t>不保存养护记录</w:t>
+            </w:r>
+          </w:p>
+        </w:tc>
+      </w:tr>
+      <w:tr>
+        <w:tc>
+          <w:tcPr>
+            <w:tcW w:type="dxa" w:w="2075"/>
+          </w:tcPr>
+          <w:p>
+            <w:r/>
+            <w:r>
+              <w:rPr>
+                <w:rFonts w:ascii="Times New Roman" w:hAnsi="Times New Roman" w:eastAsia="宋体"/>
+                <w:b w:val="0"/>
+                <w:sz w:val="21"/>
+              </w:rPr>
+              <w:t>软件</w:t>
+            </w:r>
+          </w:p>
+        </w:tc>
+        <w:tc>
+          <w:tcPr>
+            <w:tcW w:type="dxa" w:w="2075"/>
+          </w:tcPr>
+          <w:p>
+            <w:r/>
+            <w:r>
+              <w:rPr>
+                <w:rFonts w:ascii="Times New Roman" w:hAnsi="Times New Roman" w:eastAsia="宋体"/>
+                <w:b w:val="0"/>
+                <w:sz w:val="21"/>
+              </w:rPr>
+              <w:t>网页、计算机端、手机 App</w:t>
+            </w:r>
+          </w:p>
+        </w:tc>
+        <w:tc>
+          <w:tcPr>
+            <w:tcW w:type="dxa" w:w="2075"/>
+          </w:tcPr>
+          <w:p>
+            <w:r/>
+            <w:r>
+              <w:rPr>
+                <w:rFonts w:ascii="Times New Roman" w:hAnsi="Times New Roman" w:eastAsia="宋体"/>
+                <w:b w:val="0"/>
+                <w:sz w:val="21"/>
+              </w:rPr>
+              <w:t>监视、人工干预、记录、提醒、水型化显示</w:t>
+            </w:r>
+          </w:p>
+        </w:tc>
+        <w:tc>
+          <w:tcPr>
+            <w:tcW w:type="dxa" w:w="2075"/>
+          </w:tcPr>
+          <w:p>
+            <w:r/>
+            <w:r>
+              <w:rPr>
+                <w:rFonts w:ascii="Times New Roman" w:hAnsi="Times New Roman" w:eastAsia="宋体"/>
+                <w:b w:val="0"/>
+                <w:sz w:val="21"/>
+              </w:rPr>
+              <w:t>不在云端进行每秒决策</w:t>
+            </w:r>
+          </w:p>
+        </w:tc>
+      </w:tr>
+      <w:tr>
+        <w:tc>
+          <w:tcPr>
+            <w:tcW w:type="dxa" w:w="2075"/>
+          </w:tcPr>
+          <w:p>
+            <w:r/>
+            <w:r>
+              <w:rPr>
+                <w:rFonts w:ascii="Times New Roman" w:hAnsi="Times New Roman" w:eastAsia="宋体"/>
+                <w:b w:val="0"/>
+                <w:sz w:val="21"/>
+              </w:rPr>
+              <w:t>云端</w:t>
+            </w:r>
+          </w:p>
+        </w:tc>
+        <w:tc>
+          <w:tcPr>
+            <w:tcW w:type="dxa" w:w="2075"/>
+          </w:tcPr>
+          <w:p>
+            <w:r/>
+            <w:r>
+              <w:rPr>
+                <w:rFonts w:ascii="Times New Roman" w:hAnsi="Times New Roman" w:eastAsia="宋体"/>
+                <w:b w:val="0"/>
+                <w:sz w:val="21"/>
+              </w:rPr>
+              <w:t>加密消息服务</w:t>
+            </w:r>
+          </w:p>
+        </w:tc>
+        <w:tc>
+          <w:tcPr>
+            <w:tcW w:type="dxa" w:w="2075"/>
+          </w:tcPr>
+          <w:p>
+            <w:r/>
+            <w:r>
+              <w:rPr>
+                <w:rFonts w:ascii="Times New Roman" w:hAnsi="Times New Roman" w:eastAsia="宋体"/>
+                <w:b w:val="0"/>
+                <w:sz w:val="21"/>
+              </w:rPr>
+              <w:t>传递最近状态、照片与允许的命令</w:t>
+            </w:r>
+          </w:p>
+        </w:tc>
+        <w:tc>
+          <w:tcPr>
+            <w:tcW w:type="dxa" w:w="2075"/>
+          </w:tcPr>
+          <w:p>
+            <w:r/>
+            <w:r>
+              <w:rPr>
+                <w:rFonts w:ascii="Times New Roman" w:hAnsi="Times New Roman" w:eastAsia="宋体"/>
+                <w:b w:val="0"/>
+                <w:sz w:val="21"/>
+              </w:rPr>
+              <w:t>不直接接通阀门或加热</w:t>
+            </w:r>
+          </w:p>
+        </w:tc>
+      </w:tr>
+    </w:tbl>
+    <w:p/>
+    <w:p>
+      <w:pPr>
+        <w:spacing w:before="60" w:after="60"/>
+        <w:ind w:firstLine="0"/>
+      </w:pPr>
+      <w:r>
+        <w:rPr>
+          <w:rFonts w:ascii="Times New Roman" w:hAnsi="Times New Roman" w:eastAsia="黑体"/>
+          <w:b/>
+          <w:sz w:val="24"/>
+        </w:rPr>
+        <w:t>3.2 硬件总体与供电原理</w:t>
+      </w:r>
+    </w:p>
+    <w:p>
+      <w:pPr>
+        <w:spacing w:line="360" w:lineRule="auto" w:before="0" w:after="0"/>
+        <w:ind w:firstLine="420"/>
+      </w:pPr>
+      <w:r>
+        <w:rPr>
+          <w:rFonts w:ascii="Times New Roman" w:hAnsi="Times New Roman" w:eastAsia="宋体"/>
+          <w:b w:val="0"/>
+          <w:sz w:val="24"/>
+        </w:rPr>
+        <w:t>系统由两台独立设备组成：ESP32 主板（传感与控制）和 ESP32-CAM（视觉）。整机采用单路外部电源：220V 适配器输出 12V/3A，经 PG16 进入 200×120×75 mm 防水盒。盒内 LM2596S（≥3A，空载先调至 5.0V）产生 5V 母线，ESP32 板载 LDO 仅提供短距 3.3V。加热棒与水族灯使用自备电源，只经继电器触点切换，不并入 12V 轨。</w:t>
+      </w:r>
+    </w:p>
+    <w:p>
+      <w:pPr>
+        <w:spacing w:before="60" w:after="120"/>
+        <w:ind w:firstLine="0"/>
+        <w:jc w:val="center"/>
+      </w:pPr>
+      <w:r>
+        <w:rPr>
+          <w:rFonts w:ascii="Times New Roman" w:hAnsi="Times New Roman" w:eastAsia="宋体"/>
+          <w:b w:val="0"/>
+          <w:sz w:val="21"/>
+        </w:rPr>
+        <w:t>图3-1  整机单电源三轨原理</w:t>
+      </w:r>
+    </w:p>
+    <w:p>
+      <w:pPr>
+        <w:ind w:firstLine="0"/>
+        <w:jc w:val="center"/>
+      </w:pPr>
+      <w:r>
+        <w:drawing>
+          <wp:inline xmlns:a="http://schemas.openxmlformats.org/drawingml/2006/main" xmlns:pic="http://schemas.openxmlformats.org/drawingml/2006/picture">
+            <wp:extent cx="5040000" cy="2084091"/>
+            <wp:docPr id="4" name="Picture 4"/>
+            <wp:cNvGraphicFramePr>
+              <a:graphicFrameLocks noChangeAspect="1"/>
+            </wp:cNvGraphicFramePr>
+            <a:graphic>
+              <a:graphicData uri="http://schemas.openxmlformats.org/drawingml/2006/picture">
+                <pic:pic>
+                  <pic:nvPicPr>
+                    <pic:cNvPr id="0" name="fig_power.png"/>
+                    <pic:cNvPicPr/>
+                  </pic:nvPicPr>
+                  <pic:blipFill>
+                    <a:blip r:embed="rId13"/>
+                    <a:stretch>
+                      <a:fillRect/>
+                    </a:stretch>
+                  </pic:blipFill>
+                  <pic:spPr>
+                    <a:xfrm>
+                      <a:off x="0" y="0"/>
+                      <a:ext cx="5040000" cy="2084091"/>
+                    </a:xfrm>
+                    <a:prstGeom prst="rect"/>
+                  </pic:spPr>
+                </pic:pic>
+              </a:graphicData>
+            </a:graphic>
+          </wp:inline>
+        </w:drawing>
+      </w:r>
+    </w:p>
+    <w:p>
+      <w:pPr>
+        <w:spacing w:before="60" w:after="120"/>
+        <w:ind w:firstLine="0"/>
+        <w:jc w:val="center"/>
+      </w:pPr>
+      <w:r>
+        <w:rPr>
+          <w:rFonts w:ascii="Times New Roman" w:hAnsi="Times New Roman" w:eastAsia="宋体"/>
+          <w:b w:val="0"/>
+          <w:sz w:val="21"/>
+        </w:rPr>
+        <w:t>图3-2  主控引脚分配（与 Config.h 一致）</w:t>
+      </w:r>
+    </w:p>
+    <w:p>
+      <w:pPr>
+        <w:ind w:firstLine="0"/>
+        <w:jc w:val="center"/>
+      </w:pPr>
+      <w:r>
+        <w:drawing>
+          <wp:inline xmlns:a="http://schemas.openxmlformats.org/drawingml/2006/main" xmlns:pic="http://schemas.openxmlformats.org/drawingml/2006/picture">
+            <wp:extent cx="5040000" cy="2755481"/>
+            <wp:docPr id="5" name="Picture 5"/>
+            <wp:cNvGraphicFramePr>
+              <a:graphicFrameLocks noChangeAspect="1"/>
+            </wp:cNvGraphicFramePr>
+            <a:graphic>
+              <a:graphicData uri="http://schemas.openxmlformats.org/drawingml/2006/picture">
+                <pic:pic>
+                  <pic:nvPicPr>
+                    <pic:cNvPr id="0" name="fig_pins.png"/>
+                    <pic:cNvPicPr/>
+                  </pic:nvPicPr>
+                  <pic:blipFill>
+                    <a:blip r:embed="rId14"/>
+                    <a:stretch>
+                      <a:fillRect/>
+                    </a:stretch>
+                  </pic:blipFill>
+                  <pic:spPr>
+                    <a:xfrm>
+                      <a:off x="0" y="0"/>
+                      <a:ext cx="5040000" cy="2755481"/>
+                    </a:xfrm>
+                    <a:prstGeom prst="rect"/>
+                  </pic:spPr>
+                </pic:pic>
+              </a:graphicData>
+            </a:graphic>
+          </wp:inline>
+        </w:drawing>
+      </w:r>
+    </w:p>
+    <w:p>
+      <w:pPr>
+        <w:spacing w:before="60" w:after="120"/>
+        <w:ind w:firstLine="0"/>
+        <w:jc w:val="center"/>
+      </w:pPr>
+      <w:r>
+        <w:rPr>
+          <w:rFonts w:ascii="Times New Roman" w:hAnsi="Times New Roman" w:eastAsia="宋体"/>
+          <w:b w:val="0"/>
+          <w:sz w:val="21"/>
+        </w:rPr>
+        <w:t>表3-2  三电压轨分配</w:t>
       </w:r>
     </w:p>
     <w:tbl>
@@ -1281,578 +2132,7 @@
                 <w:b/>
                 <w:sz w:val="21"/>
               </w:rPr>
-              <w:t>模块</w:t>
-            </w:r>
-          </w:p>
-        </w:tc>
-        <w:tc>
-          <w:tcPr>
-            <w:tcW w:type="dxa" w:w="2767"/>
-          </w:tcPr>
-          <w:p>
-            <w:pPr>
-              <w:jc w:val="center"/>
-            </w:pPr>
-            <w:r/>
-            <w:r>
-              <w:rPr>
-                <w:rFonts w:ascii="Times New Roman" w:hAnsi="Times New Roman" w:eastAsia="黑体"/>
-                <w:b/>
-                <w:sz w:val="21"/>
-              </w:rPr>
-              <w:t>职责</w:t>
-            </w:r>
-          </w:p>
-        </w:tc>
-        <w:tc>
-          <w:tcPr>
-            <w:tcW w:type="dxa" w:w="2767"/>
-          </w:tcPr>
-          <w:p>
-            <w:pPr>
-              <w:jc w:val="center"/>
-            </w:pPr>
-            <w:r/>
-            <w:r>
-              <w:rPr>
-                <w:rFonts w:ascii="Times New Roman" w:hAnsi="Times New Roman" w:eastAsia="黑体"/>
-                <w:b/>
-                <w:sz w:val="21"/>
-              </w:rPr>
-              <w:t>关键技术</w:t>
-            </w:r>
-          </w:p>
-        </w:tc>
-      </w:tr>
-      <w:tr>
-        <w:tc>
-          <w:tcPr>
-            <w:tcW w:type="dxa" w:w="2767"/>
-          </w:tcPr>
-          <w:p>
-            <w:r/>
-            <w:r>
-              <w:rPr>
-                <w:rFonts w:ascii="Times New Roman" w:hAnsi="Times New Roman" w:eastAsia="宋体"/>
-                <w:b w:val="0"/>
-                <w:sz w:val="21"/>
-              </w:rPr>
-              <w:t>SensorStore</w:t>
-            </w:r>
-          </w:p>
-        </w:tc>
-        <w:tc>
-          <w:tcPr>
-            <w:tcW w:type="dxa" w:w="2767"/>
-          </w:tcPr>
-          <w:p>
-            <w:r/>
-            <w:r>
-              <w:rPr>
-                <w:rFonts w:ascii="Times New Roman" w:hAnsi="Times New Roman" w:eastAsia="宋体"/>
-                <w:b w:val="0"/>
-                <w:sz w:val="21"/>
-              </w:rPr>
-              <w:t>遥测快照与新鲜度</w:t>
-            </w:r>
-          </w:p>
-        </w:tc>
-        <w:tc>
-          <w:tcPr>
-            <w:tcW w:type="dxa" w:w="2767"/>
-          </w:tcPr>
-          <w:p>
-            <w:r/>
-            <w:r>
-              <w:rPr>
-                <w:rFonts w:ascii="Times New Roman" w:hAnsi="Times New Roman" w:eastAsia="宋体"/>
-                <w:b w:val="0"/>
-                <w:sz w:val="21"/>
-              </w:rPr>
-              <w:t>内存结构+时间戳</w:t>
-            </w:r>
-          </w:p>
-        </w:tc>
-      </w:tr>
-      <w:tr>
-        <w:tc>
-          <w:tcPr>
-            <w:tcW w:type="dxa" w:w="2767"/>
-          </w:tcPr>
-          <w:p>
-            <w:r/>
-            <w:r>
-              <w:rPr>
-                <w:rFonts w:ascii="Times New Roman" w:hAnsi="Times New Roman" w:eastAsia="宋体"/>
-                <w:b w:val="0"/>
-                <w:sz w:val="21"/>
-              </w:rPr>
-              <w:t>ModbusBus</w:t>
-            </w:r>
-          </w:p>
-        </w:tc>
-        <w:tc>
-          <w:tcPr>
-            <w:tcW w:type="dxa" w:w="2767"/>
-          </w:tcPr>
-          <w:p>
-            <w:r/>
-            <w:r>
-              <w:rPr>
-                <w:rFonts w:ascii="Times New Roman" w:hAnsi="Times New Roman" w:eastAsia="宋体"/>
-                <w:b w:val="0"/>
-                <w:sz w:val="21"/>
-              </w:rPr>
-              <w:t>485 轮询</w:t>
-            </w:r>
-          </w:p>
-        </w:tc>
-        <w:tc>
-          <w:tcPr>
-            <w:tcW w:type="dxa" w:w="2767"/>
-          </w:tcPr>
-          <w:p>
-            <w:r/>
-            <w:r>
-              <w:rPr>
-                <w:rFonts w:ascii="Times New Roman" w:hAnsi="Times New Roman" w:eastAsia="宋体"/>
-                <w:b w:val="0"/>
-                <w:sz w:val="21"/>
-              </w:rPr>
-              <w:t>Modbus RTU 异步</w:t>
-            </w:r>
-          </w:p>
-        </w:tc>
-      </w:tr>
-      <w:tr>
-        <w:tc>
-          <w:tcPr>
-            <w:tcW w:type="dxa" w:w="2767"/>
-          </w:tcPr>
-          <w:p>
-            <w:r/>
-            <w:r>
-              <w:rPr>
-                <w:rFonts w:ascii="Times New Roman" w:hAnsi="Times New Roman" w:eastAsia="宋体"/>
-                <w:b w:val="0"/>
-                <w:sz w:val="21"/>
-              </w:rPr>
-              <w:t>ControlEngine</w:t>
-            </w:r>
-          </w:p>
-        </w:tc>
-        <w:tc>
-          <w:tcPr>
-            <w:tcW w:type="dxa" w:w="2767"/>
-          </w:tcPr>
-          <w:p>
-            <w:r/>
-            <w:r>
-              <w:rPr>
-                <w:rFonts w:ascii="Times New Roman" w:hAnsi="Times New Roman" w:eastAsia="宋体"/>
-                <w:b w:val="0"/>
-                <w:sz w:val="21"/>
-              </w:rPr>
-              <w:t>自动策略</w:t>
-            </w:r>
-          </w:p>
-        </w:tc>
-        <w:tc>
-          <w:tcPr>
-            <w:tcW w:type="dxa" w:w="2767"/>
-          </w:tcPr>
-          <w:p>
-            <w:r/>
-            <w:r>
-              <w:rPr>
-                <w:rFonts w:ascii="Times New Roman" w:hAnsi="Times New Roman" w:eastAsia="宋体"/>
-                <w:b w:val="0"/>
-                <w:sz w:val="21"/>
-              </w:rPr>
-              <w:t>滞回/超时/跟随</w:t>
-            </w:r>
-          </w:p>
-        </w:tc>
-      </w:tr>
-      <w:tr>
-        <w:tc>
-          <w:tcPr>
-            <w:tcW w:type="dxa" w:w="2767"/>
-          </w:tcPr>
-          <w:p>
-            <w:r/>
-            <w:r>
-              <w:rPr>
-                <w:rFonts w:ascii="Times New Roman" w:hAnsi="Times New Roman" w:eastAsia="宋体"/>
-                <w:b w:val="0"/>
-                <w:sz w:val="21"/>
-              </w:rPr>
-              <w:t>Actuators</w:t>
-            </w:r>
-          </w:p>
-        </w:tc>
-        <w:tc>
-          <w:tcPr>
-            <w:tcW w:type="dxa" w:w="2767"/>
-          </w:tcPr>
-          <w:p>
-            <w:r/>
-            <w:r>
-              <w:rPr>
-                <w:rFonts w:ascii="Times New Roman" w:hAnsi="Times New Roman" w:eastAsia="宋体"/>
-                <w:b w:val="0"/>
-                <w:sz w:val="21"/>
-              </w:rPr>
-              <w:t>GPIO 驱动</w:t>
-            </w:r>
-          </w:p>
-        </w:tc>
-        <w:tc>
-          <w:tcPr>
-            <w:tcW w:type="dxa" w:w="2767"/>
-          </w:tcPr>
-          <w:p>
-            <w:r/>
-            <w:r>
-              <w:rPr>
-                <w:rFonts w:ascii="Times New Roman" w:hAnsi="Times New Roman" w:eastAsia="宋体"/>
-                <w:b w:val="0"/>
-                <w:sz w:val="21"/>
-              </w:rPr>
-              <w:t>高低电平语义统一</w:t>
-            </w:r>
-          </w:p>
-        </w:tc>
-      </w:tr>
-      <w:tr>
-        <w:tc>
-          <w:tcPr>
-            <w:tcW w:type="dxa" w:w="2767"/>
-          </w:tcPr>
-          <w:p>
-            <w:r/>
-            <w:r>
-              <w:rPr>
-                <w:rFonts w:ascii="Times New Roman" w:hAnsi="Times New Roman" w:eastAsia="宋体"/>
-                <w:b w:val="0"/>
-                <w:sz w:val="21"/>
-              </w:rPr>
-              <w:t>WebService</w:t>
-            </w:r>
-          </w:p>
-        </w:tc>
-        <w:tc>
-          <w:tcPr>
-            <w:tcW w:type="dxa" w:w="2767"/>
-          </w:tcPr>
-          <w:p>
-            <w:r/>
-            <w:r>
-              <w:rPr>
-                <w:rFonts w:ascii="Times New Roman" w:hAnsi="Times New Roman" w:eastAsia="宋体"/>
-                <w:b w:val="0"/>
-                <w:sz w:val="21"/>
-              </w:rPr>
-              <w:t>仪表盘与命令</w:t>
-            </w:r>
-          </w:p>
-        </w:tc>
-        <w:tc>
-          <w:tcPr>
-            <w:tcW w:type="dxa" w:w="2767"/>
-          </w:tcPr>
-          <w:p>
-            <w:r/>
-            <w:r>
-              <w:rPr>
-                <w:rFonts w:ascii="Times New Roman" w:hAnsi="Times New Roman" w:eastAsia="宋体"/>
-                <w:b w:val="0"/>
-                <w:sz w:val="21"/>
-              </w:rPr>
-              <w:t>AsyncWebServer+WS</w:t>
-            </w:r>
-          </w:p>
-        </w:tc>
-      </w:tr>
-      <w:tr>
-        <w:tc>
-          <w:tcPr>
-            <w:tcW w:type="dxa" w:w="2767"/>
-          </w:tcPr>
-          <w:p>
-            <w:r/>
-            <w:r>
-              <w:rPr>
-                <w:rFonts w:ascii="Times New Roman" w:hAnsi="Times New Roman" w:eastAsia="宋体"/>
-                <w:b w:val="0"/>
-                <w:sz w:val="21"/>
-              </w:rPr>
-              <w:t>CloudLink</w:t>
-            </w:r>
-          </w:p>
-        </w:tc>
-        <w:tc>
-          <w:tcPr>
-            <w:tcW w:type="dxa" w:w="2767"/>
-          </w:tcPr>
-          <w:p>
-            <w:r/>
-            <w:r>
-              <w:rPr>
-                <w:rFonts w:ascii="Times New Roman" w:hAnsi="Times New Roman" w:eastAsia="宋体"/>
-                <w:b w:val="0"/>
-                <w:sz w:val="21"/>
-              </w:rPr>
-              <w:t>云端上行</w:t>
-            </w:r>
-          </w:p>
-        </w:tc>
-        <w:tc>
-          <w:tcPr>
-            <w:tcW w:type="dxa" w:w="2767"/>
-          </w:tcPr>
-          <w:p>
-            <w:r/>
-            <w:r>
-              <w:rPr>
-                <w:rFonts w:ascii="Times New Roman" w:hAnsi="Times New Roman" w:eastAsia="宋体"/>
-                <w:b w:val="0"/>
-                <w:sz w:val="21"/>
-              </w:rPr>
-              <w:t>MQTT over TLS</w:t>
-            </w:r>
-          </w:p>
-        </w:tc>
-      </w:tr>
-      <w:tr>
-        <w:tc>
-          <w:tcPr>
-            <w:tcW w:type="dxa" w:w="2767"/>
-          </w:tcPr>
-          <w:p>
-            <w:r/>
-            <w:r>
-              <w:rPr>
-                <w:rFonts w:ascii="Times New Roman" w:hAnsi="Times New Roman" w:eastAsia="宋体"/>
-                <w:b w:val="0"/>
-                <w:sz w:val="21"/>
-              </w:rPr>
-              <w:t>iAquaria</w:t>
-            </w:r>
-          </w:p>
-        </w:tc>
-        <w:tc>
-          <w:tcPr>
-            <w:tcW w:type="dxa" w:w="2767"/>
-          </w:tcPr>
-          <w:p>
-            <w:r/>
-            <w:r>
-              <w:rPr>
-                <w:rFonts w:ascii="Times New Roman" w:hAnsi="Times New Roman" w:eastAsia="宋体"/>
-                <w:b w:val="0"/>
-                <w:sz w:val="21"/>
-              </w:rPr>
-              <w:t>多缸运维</w:t>
-            </w:r>
-          </w:p>
-        </w:tc>
-        <w:tc>
-          <w:tcPr>
-            <w:tcW w:type="dxa" w:w="2767"/>
-          </w:tcPr>
-          <w:p>
-            <w:r/>
-            <w:r>
-              <w:rPr>
-                <w:rFonts w:ascii="Times New Roman" w:hAnsi="Times New Roman" w:eastAsia="宋体"/>
-                <w:b w:val="0"/>
-                <w:sz w:val="21"/>
-              </w:rPr>
-              <w:t>Flutter/MQTT/LLM</w:t>
-            </w:r>
-          </w:p>
-        </w:tc>
-      </w:tr>
-      <w:tr>
-        <w:tc>
-          <w:tcPr>
-            <w:tcW w:type="dxa" w:w="2767"/>
-          </w:tcPr>
-          <w:p>
-            <w:r/>
-            <w:r>
-              <w:rPr>
-                <w:rFonts w:ascii="Times New Roman" w:hAnsi="Times New Roman" w:eastAsia="宋体"/>
-                <w:b w:val="0"/>
-                <w:sz w:val="21"/>
-              </w:rPr>
-              <w:t>ESP32-CAM</w:t>
-            </w:r>
-          </w:p>
-        </w:tc>
-        <w:tc>
-          <w:tcPr>
-            <w:tcW w:type="dxa" w:w="2767"/>
-          </w:tcPr>
-          <w:p>
-            <w:r/>
-            <w:r>
-              <w:rPr>
-                <w:rFonts w:ascii="Times New Roman" w:hAnsi="Times New Roman" w:eastAsia="宋体"/>
-                <w:b w:val="0"/>
-                <w:sz w:val="21"/>
-              </w:rPr>
-              <w:t>视觉</w:t>
-            </w:r>
-          </w:p>
-        </w:tc>
-        <w:tc>
-          <w:tcPr>
-            <w:tcW w:type="dxa" w:w="2767"/>
-          </w:tcPr>
-          <w:p>
-            <w:r/>
-            <w:r>
-              <w:rPr>
-                <w:rFonts w:ascii="Times New Roman" w:hAnsi="Times New Roman" w:eastAsia="宋体"/>
-                <w:b w:val="0"/>
-                <w:sz w:val="21"/>
-              </w:rPr>
-              <w:t>HTTP capture/stream</w:t>
-            </w:r>
-          </w:p>
-        </w:tc>
-      </w:tr>
-    </w:tbl>
-    <w:p/>
-    <w:p>
-      <w:pPr>
-        <w:spacing w:before="60" w:after="60"/>
-        <w:ind w:firstLine="0"/>
-      </w:pPr>
-      <w:r>
-        <w:rPr>
-          <w:rFonts w:ascii="Times New Roman" w:hAnsi="Times New Roman" w:eastAsia="黑体"/>
-          <w:b/>
-          <w:sz w:val="24"/>
-        </w:rPr>
-        <w:t>3.2 硬件方案与电源</w:t>
-      </w:r>
-    </w:p>
-    <w:p>
-      <w:pPr>
-        <w:spacing w:line="360" w:lineRule="auto" w:before="0" w:after="0"/>
-        <w:ind w:firstLine="420"/>
-      </w:pPr>
-      <w:r>
-        <w:rPr>
-          <w:rFonts w:ascii="Times New Roman" w:hAnsi="Times New Roman" w:eastAsia="宋体"/>
-          <w:b w:val="0"/>
-          <w:sz w:val="24"/>
-        </w:rPr>
-        <w:t>主控选用经典 ESP32 DevKitC（WROOM-32）。电源采用 12 V 适配器，经 DC-DC 得到 5 V 供继电器与部分模块，3.3 V 由板载 LDO 供给逻辑器件。CO₂ 电磁阀由 MOSFET 开关 12 V 回路，并建议并联续流二极管。</w:t>
-      </w:r>
-    </w:p>
-    <w:p>
-      <w:pPr>
-        <w:spacing w:before="60" w:after="120"/>
-        <w:ind w:firstLine="0"/>
-        <w:jc w:val="center"/>
-      </w:pPr>
-      <w:r>
-        <w:rPr>
-          <w:rFonts w:ascii="Times New Roman" w:hAnsi="Times New Roman" w:eastAsia="宋体"/>
-          <w:b w:val="0"/>
-          <w:sz w:val="21"/>
-        </w:rPr>
-        <w:t>图3-1  主控关键引脚规划一览</w:t>
-      </w:r>
-    </w:p>
-    <w:p>
-      <w:pPr>
-        <w:ind w:firstLine="0"/>
-        <w:jc w:val="center"/>
-      </w:pPr>
-      <w:r>
-        <w:drawing>
-          <wp:inline xmlns:a="http://schemas.openxmlformats.org/drawingml/2006/main" xmlns:pic="http://schemas.openxmlformats.org/drawingml/2006/picture">
-            <wp:extent cx="5040000" cy="2755481"/>
-            <wp:docPr id="3" name="Picture 3"/>
-            <wp:cNvGraphicFramePr>
-              <a:graphicFrameLocks noChangeAspect="1"/>
-            </wp:cNvGraphicFramePr>
-            <a:graphic>
-              <a:graphicData uri="http://schemas.openxmlformats.org/drawingml/2006/picture">
-                <pic:pic>
-                  <pic:nvPicPr>
-                    <pic:cNvPr id="0" name="fig_pins.png"/>
-                    <pic:cNvPicPr/>
-                  </pic:nvPicPr>
-                  <pic:blipFill>
-                    <a:blip r:embed="rId12"/>
-                    <a:stretch>
-                      <a:fillRect/>
-                    </a:stretch>
-                  </pic:blipFill>
-                  <pic:spPr>
-                    <a:xfrm>
-                      <a:off x="0" y="0"/>
-                      <a:ext cx="5040000" cy="2755481"/>
-                    </a:xfrm>
-                    <a:prstGeom prst="rect"/>
-                  </pic:spPr>
-                </pic:pic>
-              </a:graphicData>
-            </a:graphic>
-          </wp:inline>
-        </w:drawing>
-      </w:r>
-    </w:p>
-    <w:p>
-      <w:pPr>
-        <w:spacing w:before="60" w:after="120"/>
-        <w:ind w:firstLine="0"/>
-        <w:jc w:val="center"/>
-      </w:pPr>
-      <w:r>
-        <w:rPr>
-          <w:rFonts w:ascii="Times New Roman" w:hAnsi="Times New Roman" w:eastAsia="宋体"/>
-          <w:b w:val="0"/>
-          <w:sz w:val="21"/>
-        </w:rPr>
-        <w:t>表3-2  电源架构</w:t>
-      </w:r>
-    </w:p>
-    <w:tbl>
-      <w:tblPr>
-        <w:tblStyle w:val="TableGrid"/>
-        <w:tblW w:type="auto" w:w="0"/>
-        <w:jc w:val="center"/>
-        <w:tblLook w:firstColumn="1" w:firstRow="1" w:lastColumn="0" w:lastRow="0" w:noHBand="0" w:noVBand="1" w:val="04A0"/>
-      </w:tblPr>
-      <w:tblGrid>
-        <w:gridCol w:w="2767"/>
-        <w:gridCol w:w="2767"/>
-        <w:gridCol w:w="2767"/>
-      </w:tblGrid>
-      <w:tr>
-        <w:tc>
-          <w:tcPr>
-            <w:tcW w:type="dxa" w:w="2767"/>
-          </w:tcPr>
-          <w:p>
-            <w:pPr>
-              <w:jc w:val="center"/>
-            </w:pPr>
-            <w:r/>
-            <w:r>
-              <w:rPr>
-                <w:rFonts w:ascii="Times New Roman" w:hAnsi="Times New Roman" w:eastAsia="黑体"/>
-                <w:b/>
-                <w:sz w:val="21"/>
-              </w:rPr>
-              <w:t>电源轨</w:t>
+              <w:t>电压轨</w:t>
             </w:r>
           </w:p>
         </w:tc>
@@ -1890,7 +2170,7 @@
                 <w:b/>
                 <w:sz w:val="21"/>
               </w:rPr>
-              <w:t>主要负载</w:t>
+              <w:t>负载</w:t>
             </w:r>
           </w:p>
         </w:tc>
@@ -1908,7 +2188,7 @@
                 <w:b w:val="0"/>
                 <w:sz w:val="21"/>
               </w:rPr>
-              <w:t>12 V</w:t>
+              <w:t>12V</w:t>
             </w:r>
           </w:p>
         </w:tc>
@@ -1924,7 +2204,7 @@
                 <w:b w:val="0"/>
                 <w:sz w:val="21"/>
               </w:rPr>
-              <w:t>适配器≥2 A</w:t>
+              <w:t>适配器经 PG16</w:t>
             </w:r>
           </w:p>
         </w:tc>
@@ -1940,7 +2220,7 @@
                 <w:b w:val="0"/>
                 <w:sz w:val="21"/>
               </w:rPr>
-              <w:t>CO₂ 阀、DC-DC 输入</w:t>
+              <w:t>泵、喂食、CO₂阀、TDS/pH 从机</w:t>
             </w:r>
           </w:p>
         </w:tc>
@@ -1958,7 +2238,7 @@
                 <w:b w:val="0"/>
                 <w:sz w:val="21"/>
               </w:rPr>
-              <w:t>5 V</w:t>
+              <w:t>5V</w:t>
             </w:r>
           </w:p>
         </w:tc>
@@ -1974,7 +2254,7 @@
                 <w:b w:val="0"/>
                 <w:sz w:val="21"/>
               </w:rPr>
-              <w:t>DC-DC≥2 A</w:t>
+              <w:t>LM2596S</w:t>
             </w:r>
           </w:p>
         </w:tc>
@@ -1990,7 +2270,7 @@
                 <w:b w:val="0"/>
                 <w:sz w:val="21"/>
               </w:rPr>
-              <w:t>继电器、SR04、485</w:t>
+              <w:t>ESP32、SR04、TF、USB-A 供 CAM</w:t>
             </w:r>
           </w:p>
         </w:tc>
@@ -2008,7 +2288,7 @@
                 <w:b w:val="0"/>
                 <w:sz w:val="21"/>
               </w:rPr>
-              <w:t>3.3 V</w:t>
+              <w:t>3.3V</w:t>
             </w:r>
           </w:p>
         </w:tc>
@@ -2040,7 +2320,216 @@
                 <w:b w:val="0"/>
                 <w:sz w:val="21"/>
               </w:rPr>
-              <w:t>DS18B20、BH1750、逻辑</w:t>
+              <w:t>上拉与逻辑，禁止外带大电流</w:t>
+            </w:r>
+          </w:p>
+        </w:tc>
+      </w:tr>
+      <w:tr>
+        <w:tc>
+          <w:tcPr>
+            <w:tcW w:type="dxa" w:w="2767"/>
+          </w:tcPr>
+          <w:p>
+            <w:r/>
+            <w:r>
+              <w:rPr>
+                <w:rFonts w:ascii="Times New Roman" w:hAnsi="Times New Roman" w:eastAsia="宋体"/>
+                <w:b w:val="0"/>
+                <w:sz w:val="21"/>
+              </w:rPr>
+              <w:t>自备</w:t>
+            </w:r>
+          </w:p>
+        </w:tc>
+        <w:tc>
+          <w:tcPr>
+            <w:tcW w:type="dxa" w:w="2767"/>
+          </w:tcPr>
+          <w:p>
+            <w:r/>
+            <w:r>
+              <w:rPr>
+                <w:rFonts w:ascii="Times New Roman" w:hAnsi="Times New Roman" w:eastAsia="宋体"/>
+                <w:b w:val="0"/>
+                <w:sz w:val="21"/>
+              </w:rPr>
+              <w:t>负载电源</w:t>
+            </w:r>
+          </w:p>
+        </w:tc>
+        <w:tc>
+          <w:tcPr>
+            <w:tcW w:type="dxa" w:w="2767"/>
+          </w:tcPr>
+          <w:p>
+            <w:r/>
+            <w:r>
+              <w:rPr>
+                <w:rFonts w:ascii="Times New Roman" w:hAnsi="Times New Roman" w:eastAsia="宋体"/>
+                <w:b w:val="0"/>
+                <w:sz w:val="21"/>
+              </w:rPr>
+              <w:t>220V 加热只切相线；灯走 DC 触点</w:t>
+            </w:r>
+          </w:p>
+        </w:tc>
+      </w:tr>
+    </w:tbl>
+    <w:p/>
+    <w:p>
+      <w:pPr>
+        <w:spacing w:before="60" w:after="120"/>
+        <w:ind w:firstLine="0"/>
+        <w:jc w:val="center"/>
+      </w:pPr>
+      <w:r>
+        <w:rPr>
+          <w:rFonts w:ascii="Times New Roman" w:hAnsi="Times New Roman" w:eastAsia="宋体"/>
+          <w:b w:val="0"/>
+          <w:sz w:val="21"/>
+        </w:rPr>
+        <w:t>图3-3  防水盒内部分区（强弱电分离）</w:t>
+      </w:r>
+    </w:p>
+    <w:p>
+      <w:pPr>
+        <w:ind w:firstLine="0"/>
+        <w:jc w:val="center"/>
+      </w:pPr>
+      <w:r>
+        <w:drawing>
+          <wp:inline xmlns:a="http://schemas.openxmlformats.org/drawingml/2006/main" xmlns:pic="http://schemas.openxmlformats.org/drawingml/2006/picture">
+            <wp:extent cx="5040000" cy="3402000"/>
+            <wp:docPr id="6" name="Picture 6"/>
+            <wp:cNvGraphicFramePr>
+              <a:graphicFrameLocks noChangeAspect="1"/>
+            </wp:cNvGraphicFramePr>
+            <a:graphic>
+              <a:graphicData uri="http://schemas.openxmlformats.org/drawingml/2006/picture">
+                <pic:pic>
+                  <pic:nvPicPr>
+                    <pic:cNvPr id="0" name="fig_box.png"/>
+                    <pic:cNvPicPr/>
+                  </pic:nvPicPr>
+                  <pic:blipFill>
+                    <a:blip r:embed="rId15"/>
+                    <a:stretch>
+                      <a:fillRect/>
+                    </a:stretch>
+                  </pic:blipFill>
+                  <pic:spPr>
+                    <a:xfrm>
+                      <a:off x="0" y="0"/>
+                      <a:ext cx="5040000" cy="3402000"/>
+                    </a:xfrm>
+                    <a:prstGeom prst="rect"/>
+                  </pic:spPr>
+                </pic:pic>
+              </a:graphicData>
+            </a:graphic>
+          </wp:inline>
+        </w:drawing>
+      </w:r>
+    </w:p>
+    <w:p>
+      <w:pPr>
+        <w:ind w:firstLine="0"/>
+        <w:jc w:val="center"/>
+      </w:pPr>
+      <w:r>
+        <w:rPr>
+          <w:rFonts w:ascii="Times New Roman" w:hAnsi="Times New Roman" w:eastAsia="黑体"/>
+          <w:b/>
+          <w:sz w:val="21"/>
+        </w:rPr>
+        <w:t>图位 A  防水盒内部实物（电源区 / 主控区 / 驱动区）</w:t>
+      </w:r>
+    </w:p>
+    <w:tbl>
+      <w:tblPr>
+        <w:tblStyle w:val="TableGrid"/>
+        <w:tblW w:type="auto" w:w="0"/>
+        <w:jc w:val="center"/>
+        <w:tblLook w:firstColumn="1" w:firstRow="1" w:lastColumn="0" w:lastRow="0" w:noHBand="0" w:noVBand="1" w:val="04A0"/>
+      </w:tblPr>
+      <w:tblGrid>
+        <w:gridCol w:w="8300"/>
+      </w:tblGrid>
+      <w:tr>
+        <w:trPr>
+          <w:trHeight w:val="2400" w:hRule="atLeast"/>
+        </w:trPr>
+        <w:tc>
+          <w:tcPr>
+            <w:tcW w:type="dxa" w:w="8300"/>
+          </w:tcPr>
+          <w:p>
+            <w:pPr>
+              <w:jc w:val="center"/>
+            </w:pPr>
+            <w:r/>
+            <w:r>
+              <w:rPr>
+                <w:rFonts w:ascii="Times New Roman" w:hAnsi="Times New Roman" w:eastAsia="宋体"/>
+                <w:b w:val="0"/>
+                <w:sz w:val="24"/>
+              </w:rPr>
+              <w:t>【预留插图位置】</w:t>
+              <w:br/>
+              <w:t>在此插入照片或界面截图（建议宽度不超过版心）</w:t>
+            </w:r>
+          </w:p>
+        </w:tc>
+      </w:tr>
+    </w:tbl>
+    <w:p/>
+    <w:p>
+      <w:pPr>
+        <w:ind w:firstLine="0"/>
+        <w:jc w:val="center"/>
+      </w:pPr>
+      <w:r>
+        <w:rPr>
+          <w:rFonts w:ascii="Times New Roman" w:hAnsi="Times New Roman" w:eastAsia="黑体"/>
+          <w:b/>
+          <w:sz w:val="21"/>
+        </w:rPr>
+        <w:t>图位 B  主板与 485、继电器、MOS 接线实物</w:t>
+      </w:r>
+    </w:p>
+    <w:tbl>
+      <w:tblPr>
+        <w:tblStyle w:val="TableGrid"/>
+        <w:tblW w:type="auto" w:w="0"/>
+        <w:jc w:val="center"/>
+        <w:tblLook w:firstColumn="1" w:firstRow="1" w:lastColumn="0" w:lastRow="0" w:noHBand="0" w:noVBand="1" w:val="04A0"/>
+      </w:tblPr>
+      <w:tblGrid>
+        <w:gridCol w:w="8300"/>
+      </w:tblGrid>
+      <w:tr>
+        <w:trPr>
+          <w:trHeight w:val="2400" w:hRule="atLeast"/>
+        </w:trPr>
+        <w:tc>
+          <w:tcPr>
+            <w:tcW w:type="dxa" w:w="8300"/>
+          </w:tcPr>
+          <w:p>
+            <w:pPr>
+              <w:jc w:val="center"/>
+            </w:pPr>
+            <w:r/>
+            <w:r>
+              <w:rPr>
+                <w:rFonts w:ascii="Times New Roman" w:hAnsi="Times New Roman" w:eastAsia="宋体"/>
+                <w:b w:val="0"/>
+                <w:sz w:val="24"/>
+              </w:rPr>
+              <w:t>【预留插图位置】</w:t>
+              <w:br/>
+              <w:t>在此插入照片或界面截图（建议宽度不超过版心）</w:t>
             </w:r>
           </w:p>
         </w:tc>
@@ -2058,7 +2547,7 @@
           <w:b/>
           <w:sz w:val="24"/>
         </w:rPr>
-        <w:t>3.3 传感链路原理</w:t>
+        <w:t>3.3 传感原理与电路</w:t>
       </w:r>
     </w:p>
     <w:p>
@@ -2072,35 +2561,7 @@
           <w:b w:val="0"/>
           <w:sz w:val="24"/>
         </w:rPr>
-        <w:t>温度采用 DS18B20 单总线异步转换；水位采用 HC-SR04 超声测距并两点标定为空满；光照采用 BH1750 I2C；TDS 与 pH/ORP 走 RS485 Modbus，主站 9600 8N1，按设备档案分段读寄存器并缩放。</w:t>
-      </w:r>
-    </w:p>
-    <w:p>
-      <w:pPr>
-        <w:spacing w:before="60" w:after="60"/>
-        <w:ind w:firstLine="0"/>
-      </w:pPr>
-      <w:r>
-        <w:rPr>
-          <w:rFonts w:ascii="Times New Roman" w:hAnsi="Times New Roman" w:eastAsia="黑体"/>
-          <w:b/>
-          <w:sz w:val="24"/>
-        </w:rPr>
-        <w:t>3.4 通信与数据流</w:t>
-      </w:r>
-    </w:p>
-    <w:p>
-      <w:pPr>
-        <w:spacing w:line="360" w:lineRule="auto" w:before="0" w:after="0"/>
-        <w:ind w:firstLine="420"/>
-      </w:pPr>
-      <w:r>
-        <w:rPr>
-          <w:rFonts w:ascii="Times New Roman" w:hAnsi="Times New Roman" w:eastAsia="宋体"/>
-          <w:b w:val="0"/>
-          <w:sz w:val="24"/>
-        </w:rPr>
-        <w:t>局域网：浏览器或上位机连接 ws://&lt;ip&gt;/ws，接收 tel 帧并下发 ctrl/set 等命令。广域：设备作为 MQTT 客户端经 TLS 连接 Broker，发布 tel/evt，CAM 可发布 img；App 订阅查看并可下发 cmd。主机名按 cloud.dev_id/MAC 生成，形如 iaqua-xxxx.local，避免多机冲突。</w:t>
+        <w:t>本地三类传感器点对点接入：DS18B20 为漏极开路单总线，DATA 必须经 4.7kΩ 上拉到 3.3V；HC-SR04 的 ECHO 为 5V，经 1kΩ 与 2kΩ 分压后接入 GPIO26，节点电压约 3.3V；BH1750 走硬件 I2C，ADO 悬空时地址 0x23。水位按空/满两点标定，超声探头垂直朝下并避开约 2cm 盲区。</w:t>
       </w:r>
     </w:p>
     <w:p>
@@ -2115,7 +2576,7 @@
           <w:b w:val="0"/>
           <w:sz w:val="21"/>
         </w:rPr>
-        <w:t>图3-2  MQTT 主题约定</w:t>
+        <w:t>图3-4  本地传感器阻容接法</w:t>
       </w:r>
     </w:p>
     <w:p>
@@ -2126,8 +2587,797 @@
       <w:r>
         <w:drawing>
           <wp:inline xmlns:a="http://schemas.openxmlformats.org/drawingml/2006/main" xmlns:pic="http://schemas.openxmlformats.org/drawingml/2006/picture">
-            <wp:extent cx="5040000" cy="2096753"/>
-            <wp:docPr id="4" name="Picture 4"/>
+            <wp:extent cx="5040000" cy="5790638"/>
+            <wp:docPr id="7" name="Picture 7"/>
+            <wp:cNvGraphicFramePr>
+              <a:graphicFrameLocks noChangeAspect="1"/>
+            </wp:cNvGraphicFramePr>
+            <a:graphic>
+              <a:graphicData uri="http://schemas.openxmlformats.org/drawingml/2006/picture">
+                <pic:pic>
+                  <pic:nvPicPr>
+                    <pic:cNvPr id="0" name="fig_sensor_rc.png"/>
+                    <pic:cNvPicPr/>
+                  </pic:nvPicPr>
+                  <pic:blipFill>
+                    <a:blip r:embed="rId16"/>
+                    <a:stretch>
+                      <a:fillRect/>
+                    </a:stretch>
+                  </pic:blipFill>
+                  <pic:spPr>
+                    <a:xfrm>
+                      <a:off x="0" y="0"/>
+                      <a:ext cx="5040000" cy="5790638"/>
+                    </a:xfrm>
+                    <a:prstGeom prst="rect"/>
+                  </pic:spPr>
+                </pic:pic>
+              </a:graphicData>
+            </a:graphic>
+          </wp:inline>
+        </w:drawing>
+      </w:r>
+    </w:p>
+    <w:p>
+      <w:pPr>
+        <w:spacing w:line="360" w:lineRule="auto" w:before="0" w:after="0"/>
+        <w:ind w:firstLine="420"/>
+      </w:pPr>
+      <w:r>
+        <w:rPr>
+          <w:rFonts w:ascii="Times New Roman" w:hAnsi="Times New Roman" w:eastAsia="宋体"/>
+          <w:b w:val="0"/>
+          <w:sz w:val="24"/>
+        </w:rPr>
+        <w:t>TDS 与 pH/ORP 挂在同一条 RS485 差分总线上，主站 UART1（TX17/RX16/DE4），9600 8N1、功能码 03。TDS 固定地址 2，寄存器 0/2 乘 0.01 得 ppm，其 NTC 探头必须接入，否则会按极低温补偿导致读数虚高约 3 倍。pH 变送器固定地址 3，寄存器 1 为 pH（×0.01），寄存器 9 为 ORP（×0.1 mV）。两从机独立供电，A/B 不得反接，也不得从总线取电；485 适配器 GND 必须与主板共地。</w:t>
+      </w:r>
+    </w:p>
+    <w:p>
+      <w:pPr>
+        <w:spacing w:before="60" w:after="120"/>
+        <w:ind w:firstLine="0"/>
+        <w:jc w:val="center"/>
+      </w:pPr>
+      <w:r>
+        <w:rPr>
+          <w:rFonts w:ascii="Times New Roman" w:hAnsi="Times New Roman" w:eastAsia="宋体"/>
+          <w:b w:val="0"/>
+          <w:sz w:val="21"/>
+        </w:rPr>
+        <w:t>图3-5  RS485 总线与从机寄存器</w:t>
+      </w:r>
+    </w:p>
+    <w:p>
+      <w:pPr>
+        <w:ind w:firstLine="0"/>
+        <w:jc w:val="center"/>
+      </w:pPr>
+      <w:r>
+        <w:drawing>
+          <wp:inline xmlns:a="http://schemas.openxmlformats.org/drawingml/2006/main" xmlns:pic="http://schemas.openxmlformats.org/drawingml/2006/picture">
+            <wp:extent cx="5040000" cy="5933617"/>
+            <wp:docPr id="8" name="Picture 8"/>
+            <wp:cNvGraphicFramePr>
+              <a:graphicFrameLocks noChangeAspect="1"/>
+            </wp:cNvGraphicFramePr>
+            <a:graphic>
+              <a:graphicData uri="http://schemas.openxmlformats.org/drawingml/2006/picture">
+                <pic:pic>
+                  <pic:nvPicPr>
+                    <pic:cNvPr id="0" name="fig_rs485.png"/>
+                    <pic:cNvPicPr/>
+                  </pic:nvPicPr>
+                  <pic:blipFill>
+                    <a:blip r:embed="rId17"/>
+                    <a:stretch>
+                      <a:fillRect/>
+                    </a:stretch>
+                  </pic:blipFill>
+                  <pic:spPr>
+                    <a:xfrm>
+                      <a:off x="0" y="0"/>
+                      <a:ext cx="5040000" cy="5933617"/>
+                    </a:xfrm>
+                    <a:prstGeom prst="rect"/>
+                  </pic:spPr>
+                </pic:pic>
+              </a:graphicData>
+            </a:graphic>
+          </wp:inline>
+        </w:drawing>
+      </w:r>
+    </w:p>
+    <w:p>
+      <w:pPr>
+        <w:ind w:firstLine="0"/>
+        <w:jc w:val="center"/>
+      </w:pPr>
+      <w:r>
+        <w:rPr>
+          <w:rFonts w:ascii="Times New Roman" w:hAnsi="Times New Roman" w:eastAsia="黑体"/>
+          <w:b/>
+          <w:sz w:val="21"/>
+        </w:rPr>
+        <w:t>图位 C  TDS / pH 变送器与探头安装实物</w:t>
+      </w:r>
+    </w:p>
+    <w:tbl>
+      <w:tblPr>
+        <w:tblStyle w:val="TableGrid"/>
+        <w:tblW w:type="auto" w:w="0"/>
+        <w:jc w:val="center"/>
+        <w:tblLook w:firstColumn="1" w:firstRow="1" w:lastColumn="0" w:lastRow="0" w:noHBand="0" w:noVBand="1" w:val="04A0"/>
+      </w:tblPr>
+      <w:tblGrid>
+        <w:gridCol w:w="8300"/>
+      </w:tblGrid>
+      <w:tr>
+        <w:trPr>
+          <w:trHeight w:val="2400" w:hRule="atLeast"/>
+        </w:trPr>
+        <w:tc>
+          <w:tcPr>
+            <w:tcW w:type="dxa" w:w="8300"/>
+          </w:tcPr>
+          <w:p>
+            <w:pPr>
+              <w:jc w:val="center"/>
+            </w:pPr>
+            <w:r/>
+            <w:r>
+              <w:rPr>
+                <w:rFonts w:ascii="Times New Roman" w:hAnsi="Times New Roman" w:eastAsia="宋体"/>
+                <w:b w:val="0"/>
+                <w:sz w:val="24"/>
+              </w:rPr>
+              <w:t>【预留插图位置】</w:t>
+              <w:br/>
+              <w:t>在此插入照片或界面截图（建议宽度不超过版心）</w:t>
+            </w:r>
+          </w:p>
+        </w:tc>
+      </w:tr>
+    </w:tbl>
+    <w:p/>
+    <w:p>
+      <w:pPr>
+        <w:spacing w:before="60" w:after="60"/>
+        <w:ind w:firstLine="0"/>
+      </w:pPr>
+      <w:r>
+        <w:rPr>
+          <w:rFonts w:ascii="Times New Roman" w:hAnsi="Times New Roman" w:eastAsia="黑体"/>
+          <w:b/>
+          <w:sz w:val="24"/>
+        </w:rPr>
+        <w:t>3.4 执行器原理</w:t>
+      </w:r>
+    </w:p>
+    <w:p>
+      <w:pPr>
+        <w:spacing w:line="360" w:lineRule="auto" w:before="0" w:after="0"/>
+        <w:ind w:firstLine="420"/>
+      </w:pPr>
+      <w:r>
+        <w:rPr>
+          <w:rFonts w:ascii="Times New Roman" w:hAnsi="Times New Roman" w:eastAsia="宋体"/>
+          <w:b w:val="0"/>
+          <w:sz w:val="24"/>
+        </w:rPr>
+        <w:t>四路继电器为低电平触发：固件上电先把控制脚拉高，触点保持断开。功率回路一律为“电源正极进 COM、NO 出到负载正极、负载负极回电源负极”，与控制侧 5V 隔离。补水泵占用 GPIO5（strapping），必须另加 10kΩ 上拉到 3.3V，防止上电误吸合。CO₂ 电磁阀由 GPIO33 驱动 MOS 低边开关，阀负极接模块 OUT−，并建议在感性负载两端加续流二极管。喂食为定时脉冲（默认约 800 ms），对应转盘机构转过一格，而不是持续通电。</w:t>
+      </w:r>
+    </w:p>
+    <w:p>
+      <w:pPr>
+        <w:spacing w:before="60" w:after="120"/>
+        <w:ind w:firstLine="0"/>
+        <w:jc w:val="center"/>
+      </w:pPr>
+      <w:r>
+        <w:rPr>
+          <w:rFonts w:ascii="Times New Roman" w:hAnsi="Times New Roman" w:eastAsia="宋体"/>
+          <w:b w:val="0"/>
+          <w:sz w:val="21"/>
+        </w:rPr>
+        <w:t>图3-6  继电器触点与 CO₂ 低边开关</w:t>
+      </w:r>
+    </w:p>
+    <w:p>
+      <w:pPr>
+        <w:ind w:firstLine="0"/>
+        <w:jc w:val="center"/>
+      </w:pPr>
+      <w:r>
+        <w:drawing>
+          <wp:inline xmlns:a="http://schemas.openxmlformats.org/drawingml/2006/main" xmlns:pic="http://schemas.openxmlformats.org/drawingml/2006/picture">
+            <wp:extent cx="5040000" cy="6076596"/>
+            <wp:docPr id="9" name="Picture 9"/>
+            <wp:cNvGraphicFramePr>
+              <a:graphicFrameLocks noChangeAspect="1"/>
+            </wp:cNvGraphicFramePr>
+            <a:graphic>
+              <a:graphicData uri="http://schemas.openxmlformats.org/drawingml/2006/picture">
+                <pic:pic>
+                  <pic:nvPicPr>
+                    <pic:cNvPr id="0" name="fig_actuator.png"/>
+                    <pic:cNvPicPr/>
+                  </pic:nvPicPr>
+                  <pic:blipFill>
+                    <a:blip r:embed="rId18"/>
+                    <a:stretch>
+                      <a:fillRect/>
+                    </a:stretch>
+                  </pic:blipFill>
+                  <pic:spPr>
+                    <a:xfrm>
+                      <a:off x="0" y="0"/>
+                      <a:ext cx="5040000" cy="6076596"/>
+                    </a:xfrm>
+                    <a:prstGeom prst="rect"/>
+                  </pic:spPr>
+                </pic:pic>
+              </a:graphicData>
+            </a:graphic>
+          </wp:inline>
+        </w:drawing>
+      </w:r>
+    </w:p>
+    <w:p>
+      <w:pPr>
+        <w:ind w:firstLine="0"/>
+        <w:jc w:val="center"/>
+      </w:pPr>
+      <w:r>
+        <w:rPr>
+          <w:rFonts w:ascii="Times New Roman" w:hAnsi="Times New Roman" w:eastAsia="黑体"/>
+          <w:b/>
+          <w:sz w:val="21"/>
+        </w:rPr>
+        <w:t>图位 D  喂食器、灯、加热棒、补水泵与 CO₂ 阀安装实物</w:t>
+      </w:r>
+    </w:p>
+    <w:tbl>
+      <w:tblPr>
+        <w:tblStyle w:val="TableGrid"/>
+        <w:tblW w:type="auto" w:w="0"/>
+        <w:jc w:val="center"/>
+        <w:tblLook w:firstColumn="1" w:firstRow="1" w:lastColumn="0" w:lastRow="0" w:noHBand="0" w:noVBand="1" w:val="04A0"/>
+      </w:tblPr>
+      <w:tblGrid>
+        <w:gridCol w:w="8300"/>
+      </w:tblGrid>
+      <w:tr>
+        <w:trPr>
+          <w:trHeight w:val="2400" w:hRule="atLeast"/>
+        </w:trPr>
+        <w:tc>
+          <w:tcPr>
+            <w:tcW w:type="dxa" w:w="8300"/>
+          </w:tcPr>
+          <w:p>
+            <w:pPr>
+              <w:jc w:val="center"/>
+            </w:pPr>
+            <w:r/>
+            <w:r>
+              <w:rPr>
+                <w:rFonts w:ascii="Times New Roman" w:hAnsi="Times New Roman" w:eastAsia="宋体"/>
+                <w:b w:val="0"/>
+                <w:sz w:val="24"/>
+              </w:rPr>
+              <w:t>【预留插图位置】</w:t>
+              <w:br/>
+              <w:t>在此插入照片或界面截图（建议宽度不超过版心）</w:t>
+            </w:r>
+          </w:p>
+        </w:tc>
+      </w:tr>
+    </w:tbl>
+    <w:p/>
+    <w:p>
+      <w:pPr>
+        <w:spacing w:before="60" w:after="60"/>
+        <w:ind w:firstLine="0"/>
+      </w:pPr>
+      <w:r>
+        <w:rPr>
+          <w:rFonts w:ascii="Times New Roman" w:hAnsi="Times New Roman" w:eastAsia="黑体"/>
+          <w:b/>
+          <w:sz w:val="24"/>
+        </w:rPr>
+        <w:t>3.5 结构装备（3D 打印件）</w:t>
+      </w:r>
+    </w:p>
+    <w:p>
+      <w:pPr>
+        <w:spacing w:line="360" w:lineRule="auto" w:before="0" w:after="0"/>
+        <w:ind w:firstLine="420"/>
+      </w:pPr>
+      <w:r>
+        <w:rPr>
+          <w:rFonts w:ascii="Times New Roman" w:hAnsi="Times New Roman" w:eastAsia="宋体"/>
+          <w:b w:val="0"/>
+          <w:sz w:val="24"/>
+        </w:rPr>
+        <w:t>电子模块装入防水盒，探头与摄像头用 3D 打印件固定在缸沿，经 PG12 出线。探头支架为倒 L 加整体 H 夹：上横板高于缸沿，下横板伸入水中导向，四孔分别对应水温、TDS、pH 与 pH 温补。超声支架把 HC-SR04 吊在横板下方，声波垂直向下。喂食器为 8 格水平转盘加低速直流电机，一次继电器脉冲对应一格落料。摄像头、光照模块与密封件另有独立外壳与挂架。参数化模型与 STL 位于开源仓库 docs 下的 probe_h_bracket、sr04_bracket、feeder、cam_hanger、gy30_case、usb_cam_case、seal_ring、sensor_mounts、tds_h_bracket 等目录。</w:t>
+      </w:r>
+    </w:p>
+    <w:p>
+      <w:pPr>
+        <w:spacing w:before="60" w:after="120"/>
+        <w:ind w:firstLine="0"/>
+        <w:jc w:val="center"/>
+      </w:pPr>
+      <w:r>
+        <w:rPr>
+          <w:rFonts w:ascii="Times New Roman" w:hAnsi="Times New Roman" w:eastAsia="宋体"/>
+          <w:b w:val="0"/>
+          <w:sz w:val="21"/>
+        </w:rPr>
+        <w:t>图3-7  三类关键结构件尺寸原理</w:t>
+      </w:r>
+    </w:p>
+    <w:p>
+      <w:pPr>
+        <w:ind w:firstLine="0"/>
+        <w:jc w:val="center"/>
+      </w:pPr>
+      <w:r>
+        <w:drawing>
+          <wp:inline xmlns:a="http://schemas.openxmlformats.org/drawingml/2006/main" xmlns:pic="http://schemas.openxmlformats.org/drawingml/2006/picture">
+            <wp:extent cx="5040000" cy="5933617"/>
+            <wp:docPr id="10" name="Picture 10"/>
+            <wp:cNvGraphicFramePr>
+              <a:graphicFrameLocks noChangeAspect="1"/>
+            </wp:cNvGraphicFramePr>
+            <a:graphic>
+              <a:graphicData uri="http://schemas.openxmlformats.org/drawingml/2006/picture">
+                <pic:pic>
+                  <pic:nvPicPr>
+                    <pic:cNvPr id="0" name="fig_struct.png"/>
+                    <pic:cNvPicPr/>
+                  </pic:nvPicPr>
+                  <pic:blipFill>
+                    <a:blip r:embed="rId19"/>
+                    <a:stretch>
+                      <a:fillRect/>
+                    </a:stretch>
+                  </pic:blipFill>
+                  <pic:spPr>
+                    <a:xfrm>
+                      <a:off x="0" y="0"/>
+                      <a:ext cx="5040000" cy="5933617"/>
+                    </a:xfrm>
+                    <a:prstGeom prst="rect"/>
+                  </pic:spPr>
+                </pic:pic>
+              </a:graphicData>
+            </a:graphic>
+          </wp:inline>
+        </w:drawing>
+      </w:r>
+    </w:p>
+    <w:p>
+      <w:pPr>
+        <w:ind w:firstLine="0"/>
+        <w:jc w:val="center"/>
+      </w:pPr>
+      <w:r>
+        <w:rPr>
+          <w:rFonts w:ascii="Times New Roman" w:hAnsi="Times New Roman" w:eastAsia="黑体"/>
+          <w:b/>
+          <w:sz w:val="21"/>
+        </w:rPr>
+        <w:t>图位 E  探头支架 / 超声支架装缸实物</w:t>
+      </w:r>
+    </w:p>
+    <w:tbl>
+      <w:tblPr>
+        <w:tblStyle w:val="TableGrid"/>
+        <w:tblW w:type="auto" w:w="0"/>
+        <w:jc w:val="center"/>
+        <w:tblLook w:firstColumn="1" w:firstRow="1" w:lastColumn="0" w:lastRow="0" w:noHBand="0" w:noVBand="1" w:val="04A0"/>
+      </w:tblPr>
+      <w:tblGrid>
+        <w:gridCol w:w="8300"/>
+      </w:tblGrid>
+      <w:tr>
+        <w:trPr>
+          <w:trHeight w:val="2400" w:hRule="atLeast"/>
+        </w:trPr>
+        <w:tc>
+          <w:tcPr>
+            <w:tcW w:type="dxa" w:w="8300"/>
+          </w:tcPr>
+          <w:p>
+            <w:pPr>
+              <w:jc w:val="center"/>
+            </w:pPr>
+            <w:r/>
+            <w:r>
+              <w:rPr>
+                <w:rFonts w:ascii="Times New Roman" w:hAnsi="Times New Roman" w:eastAsia="宋体"/>
+                <w:b w:val="0"/>
+                <w:sz w:val="24"/>
+              </w:rPr>
+              <w:t>【预留插图位置】</w:t>
+              <w:br/>
+              <w:t>在此插入照片或界面截图（建议宽度不超过版心）</w:t>
+            </w:r>
+          </w:p>
+        </w:tc>
+      </w:tr>
+    </w:tbl>
+    <w:p/>
+    <w:p>
+      <w:pPr>
+        <w:ind w:firstLine="0"/>
+        <w:jc w:val="center"/>
+      </w:pPr>
+      <w:r>
+        <w:rPr>
+          <w:rFonts w:ascii="Times New Roman" w:hAnsi="Times New Roman" w:eastAsia="黑体"/>
+          <w:b/>
+          <w:sz w:val="21"/>
+        </w:rPr>
+        <w:t>图位 F  喂食器与摄像头挂架实物</w:t>
+      </w:r>
+    </w:p>
+    <w:tbl>
+      <w:tblPr>
+        <w:tblStyle w:val="TableGrid"/>
+        <w:tblW w:type="auto" w:w="0"/>
+        <w:jc w:val="center"/>
+        <w:tblLook w:firstColumn="1" w:firstRow="1" w:lastColumn="0" w:lastRow="0" w:noHBand="0" w:noVBand="1" w:val="04A0"/>
+      </w:tblPr>
+      <w:tblGrid>
+        <w:gridCol w:w="8300"/>
+      </w:tblGrid>
+      <w:tr>
+        <w:trPr>
+          <w:trHeight w:val="2400" w:hRule="atLeast"/>
+        </w:trPr>
+        <w:tc>
+          <w:tcPr>
+            <w:tcW w:type="dxa" w:w="8300"/>
+          </w:tcPr>
+          <w:p>
+            <w:pPr>
+              <w:jc w:val="center"/>
+            </w:pPr>
+            <w:r/>
+            <w:r>
+              <w:rPr>
+                <w:rFonts w:ascii="Times New Roman" w:hAnsi="Times New Roman" w:eastAsia="宋体"/>
+                <w:b w:val="0"/>
+                <w:sz w:val="24"/>
+              </w:rPr>
+              <w:t>【预留插图位置】</w:t>
+              <w:br/>
+              <w:t>在此插入照片或界面截图（建议宽度不超过版心）</w:t>
+            </w:r>
+          </w:p>
+        </w:tc>
+      </w:tr>
+    </w:tbl>
+    <w:p/>
+    <w:p>
+      <w:pPr>
+        <w:spacing w:before="60" w:after="60"/>
+        <w:ind w:firstLine="0"/>
+      </w:pPr>
+      <w:r>
+        <w:rPr>
+          <w:rFonts w:ascii="Times New Roman" w:hAnsi="Times New Roman" w:eastAsia="黑体"/>
+          <w:b/>
+          <w:sz w:val="24"/>
+        </w:rPr>
+        <w:t>3.6 云边协同</w:t>
+      </w:r>
+    </w:p>
+    <w:p>
+      <w:pPr>
+        <w:spacing w:line="360" w:lineRule="auto" w:before="0" w:after="0"/>
+        <w:ind w:firstLine="420"/>
+      </w:pPr>
+      <w:r>
+        <w:rPr>
+          <w:rFonts w:ascii="Times New Roman" w:hAnsi="Times New Roman" w:eastAsia="宋体"/>
+          <w:b w:val="0"/>
+          <w:sz w:val="24"/>
+        </w:rPr>
+        <w:t>第1章要求现场可以即时操作，离场后仍能获知鱼缸状态，网络中断时又不得失去约束。因此现场与云端必须分工，而不能将决策转移到云端。</w:t>
+      </w:r>
+    </w:p>
+    <w:p>
+      <w:pPr>
+        <w:spacing w:line="360" w:lineRule="auto" w:before="0" w:after="0"/>
+        <w:ind w:firstLine="420"/>
+      </w:pPr>
+      <w:r>
+        <w:rPr>
+          <w:rFonts w:ascii="Times New Roman" w:hAnsi="Times New Roman" w:eastAsia="宋体"/>
+          <w:b w:val="0"/>
+          <w:sz w:val="24"/>
+        </w:rPr>
+        <w:t>用户处于同一无线网络时，手机与计算机直接连接主控。页面约每秒更新，人工干预立即生效。此时可以不经过云端。</w:t>
+      </w:r>
+    </w:p>
+    <w:p>
+      <w:pPr>
+        <w:spacing w:line="360" w:lineRule="auto" w:before="0" w:after="0"/>
+        <w:ind w:firstLine="420"/>
+      </w:pPr>
+      <w:r>
+        <w:rPr>
+          <w:rFonts w:ascii="Times New Roman" w:hAnsi="Times New Roman" w:eastAsia="宋体"/>
+          <w:b w:val="0"/>
+          <w:sz w:val="24"/>
+        </w:rPr>
+        <w:t>用户离场后，主控约每 30 秒将水温、酸碱度、溶解性固体、水位、光照及各路开关状态发至云端，并保留最近一帧。照明、加热、补水、投喂或气阀发生变化时，再立即补发一条事件。摄像头将最近一张照片单独上传，供手机查看。</w:t>
+      </w:r>
+    </w:p>
+    <w:p>
+      <w:pPr>
+        <w:spacing w:line="360" w:lineRule="auto" w:before="0" w:after="0"/>
+        <w:ind w:firstLine="420"/>
+      </w:pPr>
+      <w:r>
+        <w:rPr>
+          <w:rFonts w:ascii="Times New Roman" w:hAnsi="Times New Roman" w:eastAsia="宋体"/>
+          <w:b w:val="0"/>
+          <w:sz w:val="24"/>
+        </w:rPr>
+        <w:t>手机操作设备时，只能发送控制与投喂两类命令。云端将这两类命令交回主控，主控仍按本地规则执行，例如人工优先，以及测值超时后拒绝自动开阀。其余内容不进入功率回路。</w:t>
+      </w:r>
+    </w:p>
+    <w:p>
+      <w:pPr>
+        <w:spacing w:line="360" w:lineRule="auto" w:before="0" w:after="0"/>
+        <w:ind w:firstLine="420"/>
+      </w:pPr>
+      <w:r>
+        <w:rPr>
+          <w:rFonts w:ascii="Times New Roman" w:hAnsi="Times New Roman" w:eastAsia="宋体"/>
+          <w:b w:val="0"/>
+          <w:sz w:val="24"/>
+        </w:rPr>
+        <w:t>云端中断时，主控不向云端询问下一步动作，现场已启用的策略继续运行。大模型不位于该链路之中：它在手机侧阅读水质说明与照片，仅将文字返回对话页。</w:t>
+      </w:r>
+    </w:p>
+    <w:p>
+      <w:pPr>
+        <w:spacing w:before="60" w:after="120"/>
+        <w:ind w:firstLine="0"/>
+        <w:jc w:val="center"/>
+      </w:pPr>
+      <w:r>
+        <w:rPr>
+          <w:rFonts w:ascii="Times New Roman" w:hAnsi="Times New Roman" w:eastAsia="宋体"/>
+          <w:b w:val="0"/>
+          <w:sz w:val="21"/>
+        </w:rPr>
+        <w:t>图3-8  云边协同流程</w:t>
+      </w:r>
+    </w:p>
+    <w:p>
+      <w:pPr>
+        <w:ind w:firstLine="0"/>
+        <w:jc w:val="center"/>
+      </w:pPr>
+      <w:r>
+        <w:drawing>
+          <wp:inline xmlns:a="http://schemas.openxmlformats.org/drawingml/2006/main" xmlns:pic="http://schemas.openxmlformats.org/drawingml/2006/picture">
+            <wp:extent cx="5040000" cy="6210638"/>
+            <wp:docPr id="11" name="Picture 11"/>
+            <wp:cNvGraphicFramePr>
+              <a:graphicFrameLocks noChangeAspect="1"/>
+            </wp:cNvGraphicFramePr>
+            <a:graphic>
+              <a:graphicData uri="http://schemas.openxmlformats.org/drawingml/2006/picture">
+                <pic:pic>
+                  <pic:nvPicPr>
+                    <pic:cNvPr id="0" name="fig_cloud.png"/>
+                    <pic:cNvPicPr/>
+                  </pic:nvPicPr>
+                  <pic:blipFill>
+                    <a:blip r:embed="rId20"/>
+                    <a:stretch>
+                      <a:fillRect/>
+                    </a:stretch>
+                  </pic:blipFill>
+                  <pic:spPr>
+                    <a:xfrm>
+                      <a:off x="0" y="0"/>
+                      <a:ext cx="5040000" cy="6210638"/>
+                    </a:xfrm>
+                    <a:prstGeom prst="rect"/>
+                  </pic:spPr>
+                </pic:pic>
+              </a:graphicData>
+            </a:graphic>
+          </wp:inline>
+        </w:drawing>
+      </w:r>
+    </w:p>
+    <w:p>
+      <w:pPr>
+        <w:spacing w:line="360" w:lineRule="auto" w:before="0" w:after="0"/>
+        <w:ind w:firstLine="420"/>
+      </w:pPr>
+      <w:r>
+        <w:rPr>
+          <w:rFonts w:ascii="Times New Roman" w:hAnsi="Times New Roman" w:eastAsia="宋体"/>
+          <w:b w:val="0"/>
+          <w:sz w:val="24"/>
+        </w:rPr>
+        <w:t>图中上部区分现场访问与离场访问，中部为现场每秒决策，下部为状态上报与命令转发。辅助建议置于控制链路之外，以免与命令转发混淆。</w:t>
+      </w:r>
+    </w:p>
+    <w:p>
+      <w:pPr>
+        <w:spacing w:before="60" w:after="60"/>
+        <w:ind w:firstLine="0"/>
+      </w:pPr>
+      <w:r>
+        <w:rPr>
+          <w:rFonts w:ascii="Times New Roman" w:hAnsi="Times New Roman" w:eastAsia="黑体"/>
+          <w:b/>
+          <w:sz w:val="24"/>
+        </w:rPr>
+        <w:t>3.7 现场软件与上述流程的配合</w:t>
+      </w:r>
+    </w:p>
+    <w:p>
+      <w:pPr>
+        <w:spacing w:line="360" w:lineRule="auto" w:before="0" w:after="0"/>
+        <w:ind w:firstLine="420"/>
+      </w:pPr>
+      <w:r>
+        <w:rPr>
+          <w:rFonts w:ascii="Times New Roman" w:hAnsi="Times New Roman" w:eastAsia="宋体"/>
+          <w:b w:val="0"/>
+          <w:sz w:val="24"/>
+        </w:rPr>
+        <w:t>固件在现场按固定节拍工作：先确认主控未失去响应，再依次读取水质总线、水温、光照与水位，随后完成一次控制决策，最后将结果送至网页，并按周期送至云端。网页在编译时嵌入固件，主控上电即可打开，无需另行部署服务器。历史数据默认写入主控内部存储；插入存储卡后，约每 5 分钟再记录一次较密数据，供 24 小时与 7 天曲线查询。</w:t>
+      </w:r>
+    </w:p>
+    <w:p>
+      <w:pPr>
+        <w:spacing w:before="60" w:after="120"/>
+        <w:ind w:firstLine="0"/>
+        <w:jc w:val="center"/>
+      </w:pPr>
+      <w:r>
+        <w:rPr>
+          <w:rFonts w:ascii="Times New Roman" w:hAnsi="Times New Roman" w:eastAsia="宋体"/>
+          <w:b w:val="0"/>
+          <w:sz w:val="21"/>
+        </w:rPr>
+        <w:t>图3-9  软件分层</w:t>
+      </w:r>
+    </w:p>
+    <w:p>
+      <w:pPr>
+        <w:ind w:firstLine="0"/>
+        <w:jc w:val="center"/>
+      </w:pPr>
+      <w:r>
+        <w:drawing>
+          <wp:inline xmlns:a="http://schemas.openxmlformats.org/drawingml/2006/main" xmlns:pic="http://schemas.openxmlformats.org/drawingml/2006/picture">
+            <wp:extent cx="5040000" cy="2820550"/>
+            <wp:docPr id="12" name="Picture 12"/>
+            <wp:cNvGraphicFramePr>
+              <a:graphicFrameLocks noChangeAspect="1"/>
+            </wp:cNvGraphicFramePr>
+            <a:graphic>
+              <a:graphicData uri="http://schemas.openxmlformats.org/drawingml/2006/picture">
+                <pic:pic>
+                  <pic:nvPicPr>
+                    <pic:cNvPr id="0" name="fig_sw.png"/>
+                    <pic:cNvPicPr/>
+                  </pic:nvPicPr>
+                  <pic:blipFill>
+                    <a:blip r:embed="rId21"/>
+                    <a:stretch>
+                      <a:fillRect/>
+                    </a:stretch>
+                  </pic:blipFill>
+                  <pic:spPr>
+                    <a:xfrm>
+                      <a:off x="0" y="0"/>
+                      <a:ext cx="5040000" cy="2820550"/>
+                    </a:xfrm>
+                    <a:prstGeom prst="rect"/>
+                  </pic:spPr>
+                </pic:pic>
+              </a:graphicData>
+            </a:graphic>
+          </wp:inline>
+        </w:drawing>
+      </w:r>
+    </w:p>
+    <w:p>
+      <w:pPr>
+        <w:spacing w:before="60" w:after="120"/>
+        <w:ind w:firstLine="0"/>
+        <w:jc w:val="center"/>
+      </w:pPr>
+      <w:r>
+        <w:rPr>
+          <w:rFonts w:ascii="Times New Roman" w:hAnsi="Times New Roman" w:eastAsia="宋体"/>
+          <w:b w:val="0"/>
+          <w:sz w:val="21"/>
+        </w:rPr>
+        <w:t>图3-10  固件主循环</w:t>
+      </w:r>
+    </w:p>
+    <w:p>
+      <w:pPr>
+        <w:ind w:firstLine="0"/>
+        <w:jc w:val="center"/>
+      </w:pPr>
+      <w:r>
+        <w:drawing>
+          <wp:inline xmlns:a="http://schemas.openxmlformats.org/drawingml/2006/main" xmlns:pic="http://schemas.openxmlformats.org/drawingml/2006/picture">
+            <wp:extent cx="5040000" cy="1526521"/>
+            <wp:docPr id="13" name="Picture 13"/>
+            <wp:cNvGraphicFramePr>
+              <a:graphicFrameLocks noChangeAspect="1"/>
+            </wp:cNvGraphicFramePr>
+            <a:graphic>
+              <a:graphicData uri="http://schemas.openxmlformats.org/drawingml/2006/picture">
+                <pic:pic>
+                  <pic:nvPicPr>
+                    <pic:cNvPr id="0" name="fig_loop.png"/>
+                    <pic:cNvPicPr/>
+                  </pic:nvPicPr>
+                  <pic:blipFill>
+                    <a:blip r:embed="rId22"/>
+                    <a:stretch>
+                      <a:fillRect/>
+                    </a:stretch>
+                  </pic:blipFill>
+                  <pic:spPr>
+                    <a:xfrm>
+                      <a:off x="0" y="0"/>
+                      <a:ext cx="5040000" cy="1526521"/>
+                    </a:xfrm>
+                    <a:prstGeom prst="rect"/>
+                  </pic:spPr>
+                </pic:pic>
+              </a:graphicData>
+            </a:graphic>
+          </wp:inline>
+        </w:drawing>
+      </w:r>
+    </w:p>
+    <w:p>
+      <w:pPr>
+        <w:spacing w:before="60" w:after="120"/>
+        <w:ind w:firstLine="0"/>
+        <w:jc w:val="center"/>
+      </w:pPr>
+      <w:r>
+        <w:rPr>
+          <w:rFonts w:ascii="Times New Roman" w:hAnsi="Times New Roman" w:eastAsia="宋体"/>
+          <w:b w:val="0"/>
+          <w:sz w:val="21"/>
+        </w:rPr>
+        <w:t>图3-11  MQTT 主题约定</w:t>
+      </w:r>
+    </w:p>
+    <w:p>
+      <w:pPr>
+        <w:ind w:firstLine="0"/>
+        <w:jc w:val="center"/>
+      </w:pPr>
+      <w:r>
+        <w:drawing>
+          <wp:inline xmlns:a="http://schemas.openxmlformats.org/drawingml/2006/main" xmlns:pic="http://schemas.openxmlformats.org/drawingml/2006/picture">
+            <wp:extent cx="5040000" cy="3036486"/>
+            <wp:docPr id="14" name="Picture 14"/>
             <wp:cNvGraphicFramePr>
               <a:graphicFrameLocks noChangeAspect="1"/>
             </wp:cNvGraphicFramePr>
@@ -2139,7 +3389,7 @@
                     <pic:cNvPicPr/>
                   </pic:nvPicPr>
                   <pic:blipFill>
-                    <a:blip r:embed="rId13"/>
+                    <a:blip r:embed="rId23"/>
                     <a:stretch>
                       <a:fillRect/>
                     </a:stretch>
@@ -2147,7 +3397,7 @@
                   <pic:spPr>
                     <a:xfrm>
                       <a:off x="0" y="0"/>
-                      <a:ext cx="5040000" cy="2096753"/>
+                      <a:ext cx="5040000" cy="3036486"/>
                     </a:xfrm>
                     <a:prstGeom prst="rect"/>
                   </pic:spPr>
@@ -2169,7 +3419,7 @@
           <w:b/>
           <w:sz w:val="24"/>
         </w:rPr>
-        <w:t>3.5 人机与 AI 子系统</w:t>
+        <w:t>3.8 人机界面（截图预留）</w:t>
       </w:r>
     </w:p>
     <w:p>
@@ -2183,9 +3433,272 @@
           <w:b w:val="0"/>
           <w:sz w:val="24"/>
         </w:rPr>
-        <w:t>Web 仪表盘提供实时卡片、控制与 485/控制参数配置；PC 上位机侧重长时间曲线与 SQLite/CSV；App 提供多缸、日志、计划、告警与 AI 对话。AI 服务兼容 DeepSeek/通义等 OpenAI 协议接口，密钥仅存本地。</w:t>
+        <w:t>网页提供实时指标、手动或自动切换、变送器参数与历史曲线。计算机端适于长时间观察曲线并导出数据。手机分为概览、日志、计划与鱼缸四页，另设对话页用于水质说明与图像识别。Android 与鸿蒙共用该界面。下文先给出组成关系，界面位置留空，便于随后插入实际截图。</w:t>
       </w:r>
     </w:p>
+    <w:p>
+      <w:pPr>
+        <w:spacing w:before="60" w:after="120"/>
+        <w:ind w:firstLine="0"/>
+        <w:jc w:val="center"/>
+      </w:pPr>
+      <w:r>
+        <w:rPr>
+          <w:rFonts w:ascii="Times New Roman" w:hAnsi="Times New Roman" w:eastAsia="宋体"/>
+          <w:b w:val="0"/>
+          <w:sz w:val="21"/>
+        </w:rPr>
+        <w:t>图3-12  App 组成框架</w:t>
+      </w:r>
+    </w:p>
+    <w:p>
+      <w:pPr>
+        <w:ind w:firstLine="0"/>
+        <w:jc w:val="center"/>
+      </w:pPr>
+      <w:r>
+        <w:drawing>
+          <wp:inline xmlns:a="http://schemas.openxmlformats.org/drawingml/2006/main" xmlns:pic="http://schemas.openxmlformats.org/drawingml/2006/picture">
+            <wp:extent cx="5040000" cy="6572553"/>
+            <wp:docPr id="15" name="Picture 15"/>
+            <wp:cNvGraphicFramePr>
+              <a:graphicFrameLocks noChangeAspect="1"/>
+            </wp:cNvGraphicFramePr>
+            <a:graphic>
+              <a:graphicData uri="http://schemas.openxmlformats.org/drawingml/2006/picture">
+                <pic:pic>
+                  <pic:nvPicPr>
+                    <pic:cNvPr id="0" name="fig_app_fw.png"/>
+                    <pic:cNvPicPr/>
+                  </pic:nvPicPr>
+                  <pic:blipFill>
+                    <a:blip r:embed="rId24"/>
+                    <a:stretch>
+                      <a:fillRect/>
+                    </a:stretch>
+                  </pic:blipFill>
+                  <pic:spPr>
+                    <a:xfrm>
+                      <a:off x="0" y="0"/>
+                      <a:ext cx="5040000" cy="6572553"/>
+                    </a:xfrm>
+                    <a:prstGeom prst="rect"/>
+                  </pic:spPr>
+                </pic:pic>
+              </a:graphicData>
+            </a:graphic>
+          </wp:inline>
+        </w:drawing>
+      </w:r>
+    </w:p>
+    <w:p>
+      <w:pPr>
+        <w:ind w:firstLine="0"/>
+        <w:jc w:val="center"/>
+      </w:pPr>
+      <w:r>
+        <w:rPr>
+          <w:rFonts w:ascii="Times New Roman" w:hAnsi="Times New Roman" w:eastAsia="黑体"/>
+          <w:b/>
+          <w:sz w:val="21"/>
+        </w:rPr>
+        <w:t>图位 G  Web 概览与实时曲线</w:t>
+      </w:r>
+    </w:p>
+    <w:tbl>
+      <w:tblPr>
+        <w:tblStyle w:val="TableGrid"/>
+        <w:tblW w:type="auto" w:w="0"/>
+        <w:jc w:val="center"/>
+        <w:tblLook w:firstColumn="1" w:firstRow="1" w:lastColumn="0" w:lastRow="0" w:noHBand="0" w:noVBand="1" w:val="04A0"/>
+      </w:tblPr>
+      <w:tblGrid>
+        <w:gridCol w:w="8300"/>
+      </w:tblGrid>
+      <w:tr>
+        <w:trPr>
+          <w:trHeight w:val="2400" w:hRule="atLeast"/>
+        </w:trPr>
+        <w:tc>
+          <w:tcPr>
+            <w:tcW w:type="dxa" w:w="8300"/>
+          </w:tcPr>
+          <w:p>
+            <w:pPr>
+              <w:jc w:val="center"/>
+            </w:pPr>
+            <w:r/>
+            <w:r>
+              <w:rPr>
+                <w:rFonts w:ascii="Times New Roman" w:hAnsi="Times New Roman" w:eastAsia="宋体"/>
+                <w:b w:val="0"/>
+                <w:sz w:val="24"/>
+              </w:rPr>
+              <w:t>【预留插图位置】</w:t>
+              <w:br/>
+              <w:t>在此插入照片或界面截图（建议宽度不超过版心）</w:t>
+            </w:r>
+          </w:p>
+        </w:tc>
+      </w:tr>
+    </w:tbl>
+    <w:p/>
+    <w:p>
+      <w:pPr>
+        <w:ind w:firstLine="0"/>
+        <w:jc w:val="center"/>
+      </w:pPr>
+      <w:r>
+        <w:rPr>
+          <w:rFonts w:ascii="Times New Roman" w:hAnsi="Times New Roman" w:eastAsia="黑体"/>
+          <w:b/>
+          <w:sz w:val="21"/>
+        </w:rPr>
+        <w:t>图位 H  Web 执行器控制与参数页</w:t>
+      </w:r>
+    </w:p>
+    <w:tbl>
+      <w:tblPr>
+        <w:tblStyle w:val="TableGrid"/>
+        <w:tblW w:type="auto" w:w="0"/>
+        <w:jc w:val="center"/>
+        <w:tblLook w:firstColumn="1" w:firstRow="1" w:lastColumn="0" w:lastRow="0" w:noHBand="0" w:noVBand="1" w:val="04A0"/>
+      </w:tblPr>
+      <w:tblGrid>
+        <w:gridCol w:w="8300"/>
+      </w:tblGrid>
+      <w:tr>
+        <w:trPr>
+          <w:trHeight w:val="2400" w:hRule="atLeast"/>
+        </w:trPr>
+        <w:tc>
+          <w:tcPr>
+            <w:tcW w:type="dxa" w:w="8300"/>
+          </w:tcPr>
+          <w:p>
+            <w:pPr>
+              <w:jc w:val="center"/>
+            </w:pPr>
+            <w:r/>
+            <w:r>
+              <w:rPr>
+                <w:rFonts w:ascii="Times New Roman" w:hAnsi="Times New Roman" w:eastAsia="宋体"/>
+                <w:b w:val="0"/>
+                <w:sz w:val="24"/>
+              </w:rPr>
+              <w:t>【预留插图位置】</w:t>
+              <w:br/>
+              <w:t>在此插入照片或界面截图（建议宽度不超过版心）</w:t>
+            </w:r>
+          </w:p>
+        </w:tc>
+      </w:tr>
+    </w:tbl>
+    <w:p/>
+    <w:p>
+      <w:pPr>
+        <w:ind w:firstLine="0"/>
+        <w:jc w:val="center"/>
+      </w:pPr>
+      <w:r>
+        <w:rPr>
+          <w:rFonts w:ascii="Times New Roman" w:hAnsi="Times New Roman" w:eastAsia="黑体"/>
+          <w:b/>
+          <w:sz w:val="21"/>
+        </w:rPr>
+        <w:t>图位 I  App 概览（含水型指标卡）</w:t>
+      </w:r>
+    </w:p>
+    <w:tbl>
+      <w:tblPr>
+        <w:tblStyle w:val="TableGrid"/>
+        <w:tblW w:type="auto" w:w="0"/>
+        <w:jc w:val="center"/>
+        <w:tblLook w:firstColumn="1" w:firstRow="1" w:lastColumn="0" w:lastRow="0" w:noHBand="0" w:noVBand="1" w:val="04A0"/>
+      </w:tblPr>
+      <w:tblGrid>
+        <w:gridCol w:w="8300"/>
+      </w:tblGrid>
+      <w:tr>
+        <w:trPr>
+          <w:trHeight w:val="2400" w:hRule="atLeast"/>
+        </w:trPr>
+        <w:tc>
+          <w:tcPr>
+            <w:tcW w:type="dxa" w:w="8300"/>
+          </w:tcPr>
+          <w:p>
+            <w:pPr>
+              <w:jc w:val="center"/>
+            </w:pPr>
+            <w:r/>
+            <w:r>
+              <w:rPr>
+                <w:rFonts w:ascii="Times New Roman" w:hAnsi="Times New Roman" w:eastAsia="宋体"/>
+                <w:b w:val="0"/>
+                <w:sz w:val="24"/>
+              </w:rPr>
+              <w:t>【预留插图位置】</w:t>
+              <w:br/>
+              <w:t>在此插入照片或界面截图（建议宽度不超过版心）</w:t>
+            </w:r>
+          </w:p>
+        </w:tc>
+      </w:tr>
+    </w:tbl>
+    <w:p/>
+    <w:p>
+      <w:pPr>
+        <w:ind w:firstLine="0"/>
+        <w:jc w:val="center"/>
+      </w:pPr>
+      <w:r>
+        <w:rPr>
+          <w:rFonts w:ascii="Times New Roman" w:hAnsi="Times New Roman" w:eastAsia="黑体"/>
+          <w:b/>
+          <w:sz w:val="21"/>
+        </w:rPr>
+        <w:t>图位 J  App 日志、计划与 AI 对话</w:t>
+      </w:r>
+    </w:p>
+    <w:tbl>
+      <w:tblPr>
+        <w:tblStyle w:val="TableGrid"/>
+        <w:tblW w:type="auto" w:w="0"/>
+        <w:jc w:val="center"/>
+        <w:tblLook w:firstColumn="1" w:firstRow="1" w:lastColumn="0" w:lastRow="0" w:noHBand="0" w:noVBand="1" w:val="04A0"/>
+      </w:tblPr>
+      <w:tblGrid>
+        <w:gridCol w:w="8300"/>
+      </w:tblGrid>
+      <w:tr>
+        <w:trPr>
+          <w:trHeight w:val="2400" w:hRule="atLeast"/>
+        </w:trPr>
+        <w:tc>
+          <w:tcPr>
+            <w:tcW w:type="dxa" w:w="8300"/>
+          </w:tcPr>
+          <w:p>
+            <w:pPr>
+              <w:jc w:val="center"/>
+            </w:pPr>
+            <w:r/>
+            <w:r>
+              <w:rPr>
+                <w:rFonts w:ascii="Times New Roman" w:hAnsi="Times New Roman" w:eastAsia="宋体"/>
+                <w:b w:val="0"/>
+                <w:sz w:val="24"/>
+              </w:rPr>
+              <w:t>【预留插图位置】</w:t>
+              <w:br/>
+              <w:t>在此插入照片或界面截图（建议宽度不超过版心）</w:t>
+            </w:r>
+          </w:p>
+        </w:tc>
+      </w:tr>
+    </w:tbl>
+    <w:p/>
     <w:p>
       <w:pPr>
         <w:spacing w:before="120" w:after="120"/>
@@ -2225,7 +3738,7 @@
           <w:b w:val="0"/>
           <w:sz w:val="24"/>
         </w:rPr>
-        <w:t>测试在实验室局域网环境进行：2.4 GHz WiFi、Mosquitto/EMQX 可选、真机 ESP32 主控与 CAM、TDS 与 pH 变送器、部分执行器负载。方法包括：串口日志核验、Web/WS 联调、故障注入（拔总线、断探头）、多机 mDNS 冲突验证、App 多缸切换与告警规则触发。</w:t>
+        <w:t>测试在实验室的无线网络中进行，使用主控、摄像头、TDS 与酸碱度变送器，以及部分真实负载。检查方式包括：上电后执行器是否保持断开、配网后能否入网、两台主控是否会抢同一个名字、变送器能否应答、手动开关气阀是否动作、摄像头能否返回照片。</w:t>
       </w:r>
     </w:p>
     <w:p>
@@ -2888,7 +4401,7 @@
         <w:drawing>
           <wp:inline xmlns:a="http://schemas.openxmlformats.org/drawingml/2006/main" xmlns:pic="http://schemas.openxmlformats.org/drawingml/2006/picture">
             <wp:extent cx="5040000" cy="3370747"/>
-            <wp:docPr id="5" name="Picture 5"/>
+            <wp:docPr id="16" name="Picture 16"/>
             <wp:cNvGraphicFramePr>
               <a:graphicFrameLocks noChangeAspect="1"/>
             </wp:cNvGraphicFramePr>
@@ -2900,7 +4413,7 @@
                     <pic:cNvPicPr/>
                   </pic:nvPicPr>
                   <pic:blipFill>
-                    <a:blip r:embed="rId14"/>
+                    <a:blip r:embed="rId25"/>
                     <a:stretch>
                       <a:fillRect/>
                     </a:stretch>
@@ -2930,7 +4443,21 @@
           <w:b/>
           <w:sz w:val="24"/>
         </w:rPr>
-        <w:t>4.2 性能与资源</w:t>
+        <w:t>4.2 产品级效果</w:t>
+      </w:r>
+    </w:p>
+    <w:p>
+      <w:pPr>
+        <w:spacing w:line="360" w:lineRule="auto" w:before="0" w:after="0"/>
+        <w:ind w:firstLine="420"/>
+      </w:pPr>
+      <w:r>
+        <w:rPr>
+          <w:rFonts w:ascii="Times New Roman" w:hAnsi="Times New Roman" w:eastAsia="宋体"/>
+          <w:b w:val="0"/>
+          <w:sz w:val="24"/>
+        </w:rPr>
+        <w:t>效果按照第1章的需求衡量，即指标能否集中呈现、执行能否随水质变化、离场后能否获知状态、测值失效时能否停止，以及养护记录是否保留。下表不列出芯片占用率。占用率只能说明程序可以装入主控，不能说明鱼缸养护目标是否达到。</w:t>
       </w:r>
     </w:p>
     <w:p>
@@ -2945,7 +4472,7 @@
           <w:b w:val="0"/>
           <w:sz w:val="21"/>
         </w:rPr>
-        <w:t>表4-2  性能与资源指标</w:t>
+        <w:t>表4-2  产品级效果指标</w:t>
       </w:r>
     </w:p>
     <w:tbl>
@@ -2976,7 +4503,7 @@
                 <w:b/>
                 <w:sz w:val="21"/>
               </w:rPr>
-              <w:t>指标</w:t>
+              <w:t>产品能力</w:t>
             </w:r>
           </w:p>
         </w:tc>
@@ -2995,7 +4522,7 @@
                 <w:b/>
                 <w:sz w:val="21"/>
               </w:rPr>
-              <w:t>观测值/设计值</w:t>
+              <w:t>达到的程度</w:t>
             </w:r>
           </w:p>
         </w:tc>
@@ -3014,7 +4541,7 @@
                 <w:b/>
                 <w:sz w:val="21"/>
               </w:rPr>
-              <w:t>说明</w:t>
+              <w:t>对应的需求</w:t>
             </w:r>
           </w:p>
         </w:tc>
@@ -3032,7 +4559,7 @@
                 <w:b w:val="0"/>
                 <w:sz w:val="21"/>
               </w:rPr>
-              <w:t>主控 Flash 占用</w:t>
+              <w:t>指标集中呈现</w:t>
             </w:r>
           </w:p>
         </w:tc>
@@ -3048,7 +4575,7 @@
                 <w:b w:val="0"/>
                 <w:sz w:val="21"/>
               </w:rPr>
-              <w:t>约 85%–90% 量级</w:t>
+              <w:t>水温、酸碱度、氧化还原电位、溶解性固体、水位与光照同时显示</w:t>
             </w:r>
           </w:p>
         </w:tc>
@@ -3064,7 +4591,7 @@
                 <w:b w:val="0"/>
                 <w:sz w:val="21"/>
               </w:rPr>
-              <w:t>含 Web 资源与 TLS</w:t>
+              <w:t>避免仪表分散</w:t>
             </w:r>
           </w:p>
         </w:tc>
@@ -3082,7 +4609,7 @@
                 <w:b w:val="0"/>
                 <w:sz w:val="21"/>
               </w:rPr>
-              <w:t>主控 RAM 占用</w:t>
+              <w:t>五路执行</w:t>
             </w:r>
           </w:p>
         </w:tc>
@@ -3098,7 +4625,7 @@
                 <w:b w:val="0"/>
                 <w:sz w:val="21"/>
               </w:rPr>
-              <w:t>约 16% 量级</w:t>
+              <w:t>照明、加热、补水、投喂、二氧化碳可手动或自动</w:t>
             </w:r>
           </w:p>
         </w:tc>
@@ -3114,7 +4641,7 @@
                 <w:b w:val="0"/>
                 <w:sz w:val="21"/>
               </w:rPr>
-              <w:t>运行期仍有余量</w:t>
+              <w:t>摆脱单纯定时控制</w:t>
             </w:r>
           </w:p>
         </w:tc>
@@ -3132,7 +4659,7 @@
                 <w:b w:val="0"/>
                 <w:sz w:val="21"/>
               </w:rPr>
-              <w:t>控制节拍</w:t>
+              <w:t>现场决策</w:t>
             </w:r>
           </w:p>
         </w:tc>
@@ -3148,7 +4675,7 @@
                 <w:b w:val="0"/>
                 <w:sz w:val="21"/>
               </w:rPr>
-              <w:t>1 s</w:t>
+              <w:t>约每 1 秒决策一次，不向云端请求</w:t>
             </w:r>
           </w:p>
         </w:tc>
@@ -3164,7 +4691,7 @@
                 <w:b w:val="0"/>
                 <w:sz w:val="21"/>
               </w:rPr>
-              <w:t>ControlEngine</w:t>
+              <w:t>断网后仍按现场策略运行</w:t>
             </w:r>
           </w:p>
         </w:tc>
@@ -3182,7 +4709,7 @@
                 <w:b w:val="0"/>
                 <w:sz w:val="21"/>
               </w:rPr>
-              <w:t>遥测推送</w:t>
+              <w:t>现场监视</w:t>
             </w:r>
           </w:p>
         </w:tc>
@@ -3198,7 +4725,7 @@
                 <w:b w:val="0"/>
                 <w:sz w:val="21"/>
               </w:rPr>
-              <w:t>约 1 Hz 级</w:t>
+              <w:t>网页约每秒刷新；计算机可观察曲线并导出</w:t>
             </w:r>
           </w:p>
         </w:tc>
@@ -3214,7 +4741,7 @@
                 <w:b w:val="0"/>
                 <w:sz w:val="21"/>
               </w:rPr>
-              <w:t>WS tel</w:t>
+              <w:t>在场时可即时操作</w:t>
             </w:r>
           </w:p>
         </w:tc>
@@ -3232,7 +4759,7 @@
                 <w:b w:val="0"/>
                 <w:sz w:val="21"/>
               </w:rPr>
-              <w:t>云端 tel</w:t>
+              <w:t>离场监视</w:t>
             </w:r>
           </w:p>
         </w:tc>
@@ -3248,7 +4775,7 @@
                 <w:b w:val="0"/>
                 <w:sz w:val="21"/>
               </w:rPr>
-              <w:t>约 30 s 保留</w:t>
+              <w:t>约 30 秒更新一次，保留最近状态与一张照片</w:t>
             </w:r>
           </w:p>
         </w:tc>
@@ -3264,7 +4791,7 @@
                 <w:b w:val="0"/>
                 <w:sz w:val="21"/>
               </w:rPr>
-              <w:t>可配</w:t>
+              <w:t>离场后仍可获知状态</w:t>
             </w:r>
           </w:p>
         </w:tc>
@@ -3282,7 +4809,7 @@
                 <w:b w:val="0"/>
                 <w:sz w:val="21"/>
               </w:rPr>
-              <w:t>看门狗</w:t>
+              <w:t>失效保护</w:t>
             </w:r>
           </w:p>
         </w:tc>
@@ -3298,7 +4825,7 @@
                 <w:b w:val="0"/>
                 <w:sz w:val="21"/>
               </w:rPr>
-              <w:t>2 s 级</w:t>
+              <w:t>水温、光照、水位超过 60 秒，或酸碱度超过 120 秒无新值，则停止该项自动</w:t>
             </w:r>
           </w:p>
         </w:tc>
@@ -3314,7 +4841,157 @@
                 <w:b w:val="0"/>
                 <w:sz w:val="21"/>
               </w:rPr>
-              <w:t>防死循环</w:t>
+              <w:t>防止过期读数误控</w:t>
+            </w:r>
+          </w:p>
+        </w:tc>
+      </w:tr>
+      <w:tr>
+        <w:tc>
+          <w:tcPr>
+            <w:tcW w:type="dxa" w:w="2767"/>
+          </w:tcPr>
+          <w:p>
+            <w:r/>
+            <w:r>
+              <w:rPr>
+                <w:rFonts w:ascii="Times New Roman" w:hAnsi="Times New Roman" w:eastAsia="宋体"/>
+                <w:b w:val="0"/>
+                <w:sz w:val="21"/>
+              </w:rPr>
+              <w:t>养护闭环</w:t>
+            </w:r>
+          </w:p>
+        </w:tc>
+        <w:tc>
+          <w:tcPr>
+            <w:tcW w:type="dxa" w:w="2767"/>
+          </w:tcPr>
+          <w:p>
+            <w:r/>
+            <w:r>
+              <w:rPr>
+                <w:rFonts w:ascii="Times New Roman" w:hAnsi="Times New Roman" w:eastAsia="宋体"/>
+                <w:b w:val="0"/>
+                <w:sz w:val="21"/>
+              </w:rPr>
+              <w:t>日志、周期计划与告警规则可以保存</w:t>
+            </w:r>
+          </w:p>
+        </w:tc>
+        <w:tc>
+          <w:tcPr>
+            <w:tcW w:type="dxa" w:w="2767"/>
+          </w:tcPr>
+          <w:p>
+            <w:r/>
+            <w:r>
+              <w:rPr>
+                <w:rFonts w:ascii="Times New Roman" w:hAnsi="Times New Roman" w:eastAsia="宋体"/>
+                <w:b w:val="0"/>
+                <w:sz w:val="21"/>
+              </w:rPr>
+              <w:t>换水与投喂可以追溯</w:t>
+            </w:r>
+          </w:p>
+        </w:tc>
+      </w:tr>
+      <w:tr>
+        <w:tc>
+          <w:tcPr>
+            <w:tcW w:type="dxa" w:w="2767"/>
+          </w:tcPr>
+          <w:p>
+            <w:r/>
+            <w:r>
+              <w:rPr>
+                <w:rFonts w:ascii="Times New Roman" w:hAnsi="Times New Roman" w:eastAsia="宋体"/>
+                <w:b w:val="0"/>
+                <w:sz w:val="21"/>
+              </w:rPr>
+              <w:t>多缸与水型</w:t>
+            </w:r>
+          </w:p>
+        </w:tc>
+        <w:tc>
+          <w:tcPr>
+            <w:tcW w:type="dxa" w:w="2767"/>
+          </w:tcPr>
+          <w:p>
+            <w:r/>
+            <w:r>
+              <w:rPr>
+                <w:rFonts w:ascii="Times New Roman" w:hAnsi="Times New Roman" w:eastAsia="宋体"/>
+                <w:b w:val="0"/>
+                <w:sz w:val="21"/>
+              </w:rPr>
+              <w:t>可以切换鱼缸；淡水显示溶解性固体，海水显示盐度</w:t>
+            </w:r>
+          </w:p>
+        </w:tc>
+        <w:tc>
+          <w:tcPr>
+            <w:tcW w:type="dxa" w:w="2767"/>
+          </w:tcPr>
+          <w:p>
+            <w:r/>
+            <w:r>
+              <w:rPr>
+                <w:rFonts w:ascii="Times New Roman" w:hAnsi="Times New Roman" w:eastAsia="宋体"/>
+                <w:b w:val="0"/>
+                <w:sz w:val="21"/>
+              </w:rPr>
+              <w:t>避免两种水体误读</w:t>
+            </w:r>
+          </w:p>
+        </w:tc>
+      </w:tr>
+      <w:tr>
+        <w:tc>
+          <w:tcPr>
+            <w:tcW w:type="dxa" w:w="2767"/>
+          </w:tcPr>
+          <w:p>
+            <w:r/>
+            <w:r>
+              <w:rPr>
+                <w:rFonts w:ascii="Times New Roman" w:hAnsi="Times New Roman" w:eastAsia="宋体"/>
+                <w:b w:val="0"/>
+                <w:sz w:val="21"/>
+              </w:rPr>
+              <w:t>终端覆盖</w:t>
+            </w:r>
+          </w:p>
+        </w:tc>
+        <w:tc>
+          <w:tcPr>
+            <w:tcW w:type="dxa" w:w="2767"/>
+          </w:tcPr>
+          <w:p>
+            <w:r/>
+            <w:r>
+              <w:rPr>
+                <w:rFonts w:ascii="Times New Roman" w:hAnsi="Times New Roman" w:eastAsia="宋体"/>
+                <w:b w:val="0"/>
+                <w:sz w:val="21"/>
+              </w:rPr>
+              <w:t>手机覆盖 Android 与鸿蒙，并提供网页与计算机端</w:t>
+            </w:r>
+          </w:p>
+        </w:tc>
+        <w:tc>
+          <w:tcPr>
+            <w:tcW w:type="dxa" w:w="2767"/>
+          </w:tcPr>
+          <w:p>
+            <w:r/>
+            <w:r>
+              <w:rPr>
+                <w:rFonts w:ascii="Times New Roman" w:hAnsi="Times New Roman" w:eastAsia="宋体"/>
+                <w:b w:val="0"/>
+                <w:sz w:val="21"/>
+              </w:rPr>
+              <w:t>同一份数据，多种入口</w:t>
             </w:r>
           </w:p>
         </w:tc>
@@ -3345,7 +5022,7 @@
         <w:drawing>
           <wp:inline xmlns:a="http://schemas.openxmlformats.org/drawingml/2006/main" xmlns:pic="http://schemas.openxmlformats.org/drawingml/2006/picture">
             <wp:extent cx="5040000" cy="2480000"/>
-            <wp:docPr id="6" name="Picture 6"/>
+            <wp:docPr id="17" name="Picture 17"/>
             <wp:cNvGraphicFramePr>
               <a:graphicFrameLocks noChangeAspect="1"/>
             </wp:cNvGraphicFramePr>
@@ -3357,7 +5034,7 @@
                     <pic:cNvPicPr/>
                   </pic:nvPicPr>
                   <pic:blipFill>
-                    <a:blip r:embed="rId15"/>
+                    <a:blip r:embed="rId26"/>
                     <a:stretch>
                       <a:fillRect/>
                     </a:stretch>
@@ -3415,62 +5092,35 @@
           <w:b w:val="0"/>
           <w:sz w:val="24"/>
         </w:rPr>
-        <w:t>经济价值：降低水质失控导致的鱼获与水草损失，减少频繁人工巡检成本。产业价值：为水族装备提供可复制的“边缘控制+多端软件”参考实现，促进模块化配件生态。社会与教育价值：可用于高校实验教学与科普展示，帮助学生理解物联网闭环与安全设计。</w:t>
+        <w:t>对家庭用户，其价值在于降低水质失控造成的生物损失。加热、气阀与补水能够随测值动作，人员离场后仍可查看最近状态，换水与投喂不必再依赖记忆。损失往往不在于设备本身的费用，而在于鱼只与水草在无人值守时出现异常。</w:t>
       </w:r>
     </w:p>
     <w:p>
       <w:pPr>
-        <w:spacing w:before="60" w:after="120"/>
-        <w:ind w:firstLine="0"/>
-        <w:jc w:val="center"/>
+        <w:spacing w:line="360" w:lineRule="auto" w:before="0" w:after="0"/>
+        <w:ind w:firstLine="420"/>
       </w:pPr>
       <w:r>
         <w:rPr>
           <w:rFonts w:ascii="Times New Roman" w:hAnsi="Times New Roman" w:eastAsia="宋体"/>
           <w:b w:val="0"/>
-          <w:sz w:val="21"/>
+          <w:sz w:val="24"/>
         </w:rPr>
-        <w:t>图5-1  样机物料成本结构（示意）</w:t>
+        <w:t>对教学与竞赛，其价值在于过程可以核验。可以演示探头移除后气阀关闭，以及离开局域网后手机仍能查看最近照片，而不是仅展示一块处于运行状态的屏幕。开源的接线说明与结构文件，使其他人员能够按相同步骤完成装配。</w:t>
       </w:r>
     </w:p>
     <w:p>
       <w:pPr>
-        <w:ind w:firstLine="0"/>
-        <w:jc w:val="center"/>
+        <w:spacing w:line="360" w:lineRule="auto" w:before="0" w:after="0"/>
+        <w:ind w:firstLine="420"/>
       </w:pPr>
       <w:r>
-        <w:drawing>
-          <wp:inline xmlns:a="http://schemas.openxmlformats.org/drawingml/2006/main" xmlns:pic="http://schemas.openxmlformats.org/drawingml/2006/picture">
-            <wp:extent cx="5040000" cy="5085464"/>
-            <wp:docPr id="7" name="Picture 7"/>
-            <wp:cNvGraphicFramePr>
-              <a:graphicFrameLocks noChangeAspect="1"/>
-            </wp:cNvGraphicFramePr>
-            <a:graphic>
-              <a:graphicData uri="http://schemas.openxmlformats.org/drawingml/2006/picture">
-                <pic:pic>
-                  <pic:nvPicPr>
-                    <pic:cNvPr id="0" name="fig_cost.png"/>
-                    <pic:cNvPicPr/>
-                  </pic:nvPicPr>
-                  <pic:blipFill>
-                    <a:blip r:embed="rId16"/>
-                    <a:stretch>
-                      <a:fillRect/>
-                    </a:stretch>
-                  </pic:blipFill>
-                  <pic:spPr>
-                    <a:xfrm>
-                      <a:off x="0" y="0"/>
-                      <a:ext cx="5040000" cy="5085464"/>
-                    </a:xfrm>
-                    <a:prstGeom prst="rect"/>
-                  </pic:spPr>
-                </pic:pic>
-              </a:graphicData>
-            </a:graphic>
-          </wp:inline>
-        </w:drawing>
+        <w:rPr>
+          <w:rFonts w:ascii="Times New Roman" w:hAnsi="Times New Roman" w:eastAsia="宋体"/>
+          <w:b w:val="0"/>
+          <w:sz w:val="24"/>
+        </w:rPr>
+        <w:t>对相关装备，其价值在于提供可分解的参考结构：现场负责决策，手机负责记录，云端负责传递。后续的加热、照明或变送器只要符合这三个分区的边界，即可替换，而不必重做整套软件。</w:t>
       </w:r>
     </w:p>
     <w:p>
@@ -3489,6 +5139,20 @@
     </w:p>
     <w:p>
       <w:pPr>
+        <w:spacing w:line="360" w:lineRule="auto" w:before="0" w:after="0"/>
+        <w:ind w:firstLine="420"/>
+      </w:pPr>
+      <w:r>
+        <w:rPr>
+          <w:rFonts w:ascii="Times New Roman" w:hAnsi="Times New Roman" w:eastAsia="宋体"/>
+          <w:b w:val="0"/>
+          <w:sz w:val="24"/>
+        </w:rPr>
+        <w:t>用户需求并不相同。草缸用户关注酸碱度与光照是否稳定，海水用户关注盐度是否被误读，实验室要求参数可改、过程可演示，造景队伍要求过程可以追溯。下表将诉求对应到产品中已经实现的部分，而不是分别为四类用户另行开发系统。</w:t>
+      </w:r>
+    </w:p>
+    <w:p>
+      <w:pPr>
         <w:spacing w:before="60" w:after="120"/>
         <w:ind w:firstLine="0"/>
         <w:jc w:val="center"/>
@@ -3499,7 +5163,7 @@
           <w:b w:val="0"/>
           <w:sz w:val="21"/>
         </w:rPr>
-        <w:t>表5-1  目标用户与产品切面</w:t>
+        <w:t>表5-1  目标用户与已有功能的对应</w:t>
       </w:r>
     </w:p>
     <w:tbl>
@@ -3530,7 +5194,7 @@
                 <w:b/>
                 <w:sz w:val="21"/>
               </w:rPr>
-              <w:t>用户画像</w:t>
+              <w:t>用户</w:t>
             </w:r>
           </w:p>
         </w:tc>
@@ -3549,7 +5213,7 @@
                 <w:b/>
                 <w:sz w:val="21"/>
               </w:rPr>
-              <w:t>核心诉求</w:t>
+              <w:t>主要问题</w:t>
             </w:r>
           </w:p>
         </w:tc>
@@ -3568,7 +5232,7 @@
                 <w:b/>
                 <w:sz w:val="21"/>
               </w:rPr>
-              <w:t>产品切面</w:t>
+              <w:t>对应的产品部分</w:t>
             </w:r>
           </w:p>
         </w:tc>
@@ -3586,7 +5250,7 @@
                 <w:b w:val="0"/>
                 <w:sz w:val="21"/>
               </w:rPr>
-              <w:t>家庭草缸玩家</w:t>
+              <w:t>家庭草缸</w:t>
             </w:r>
           </w:p>
         </w:tc>
@@ -3602,7 +5266,7 @@
                 <w:b w:val="0"/>
                 <w:sz w:val="21"/>
               </w:rPr>
-              <w:t>稳定 pH/光照/少维护</w:t>
+              <w:t>酸碱度、光照稳定，并减少值守</w:t>
             </w:r>
           </w:p>
         </w:tc>
@@ -3618,7 +5282,7 @@
                 <w:b w:val="0"/>
                 <w:sz w:val="21"/>
               </w:rPr>
-              <w:t>主控+App</w:t>
+              <w:t>现场联动与手机告警</w:t>
             </w:r>
           </w:p>
         </w:tc>
@@ -3636,7 +5300,7 @@
                 <w:b w:val="0"/>
                 <w:sz w:val="21"/>
               </w:rPr>
-              <w:t>海水缸玩家</w:t>
+              <w:t>海水缸</w:t>
             </w:r>
           </w:p>
         </w:tc>
@@ -3652,7 +5316,7 @@
                 <w:b w:val="0"/>
                 <w:sz w:val="21"/>
               </w:rPr>
-              <w:t>盐度/设备联动</w:t>
+              <w:t>盐度不应按淡水指标解读</w:t>
             </w:r>
           </w:p>
         </w:tc>
@@ -3668,7 +5332,7 @@
                 <w:b w:val="0"/>
                 <w:sz w:val="21"/>
               </w:rPr>
-              <w:t>水型语义+告警</w:t>
+              <w:t>水型切换与同一套测量</w:t>
             </w:r>
           </w:p>
         </w:tc>
@@ -3686,7 +5350,7 @@
                 <w:b w:val="0"/>
                 <w:sz w:val="21"/>
               </w:rPr>
-              <w:t>教学实验室</w:t>
+              <w:t>教学实验</w:t>
             </w:r>
           </w:p>
         </w:tc>
@@ -3702,7 +5366,7 @@
                 <w:b w:val="0"/>
                 <w:sz w:val="21"/>
               </w:rPr>
-              <w:t>可演示可改</w:t>
+              <w:t>能够演示失效时的系统行为</w:t>
             </w:r>
           </w:p>
         </w:tc>
@@ -3718,7 +5382,7 @@
                 <w:b w:val="0"/>
                 <w:sz w:val="21"/>
               </w:rPr>
-              <w:t>开源+Web 配置</w:t>
+              <w:t>开源说明与网页参数配置</w:t>
             </w:r>
           </w:p>
         </w:tc>
@@ -3736,7 +5400,7 @@
                 <w:b w:val="0"/>
                 <w:sz w:val="21"/>
               </w:rPr>
-              <w:t>造景竞赛队伍</w:t>
+              <w:t>造景竞赛</w:t>
             </w:r>
           </w:p>
         </w:tc>
@@ -3752,7 +5416,7 @@
                 <w:b w:val="0"/>
                 <w:sz w:val="21"/>
               </w:rPr>
-              <w:t>过程可控可记录</w:t>
+              <w:t>过程应当可以追溯</w:t>
             </w:r>
           </w:p>
         </w:tc>
@@ -3768,7 +5432,7 @@
                 <w:b w:val="0"/>
                 <w:sz w:val="21"/>
               </w:rPr>
-              <w:t>日志/计划/摄像</w:t>
+              <w:t>日志、计划与摄像头</w:t>
             </w:r>
           </w:p>
         </w:tc>
@@ -3786,7 +5450,7 @@
           <w:b w:val="0"/>
           <w:sz w:val="24"/>
         </w:rPr>
-        <w:t>国内观赏水族与相关智能硬件市场持续扩容，呈现“高阶玩家要数据、普通用户要省心”的分层需求。本作品以开源方案降低试用门槛，以可选云端能力满足进阶需求，具备从竞赛作品走向小规模转化的潜力。</w:t>
+        <w:t>观赏水族及相关硬件的需求呈分层状态：一部分用户需要连续数据，另一部分用户需要降低事故概率。本作品以同一套现场设备覆盖测量与执行，以可选的云端和摄像头覆盖人员不在场的情形。现阶段首先服务具备自行接线条件的用户以及课程教学，随后再扩展渠道。</w:t>
       </w:r>
     </w:p>
     <w:p>
@@ -3805,6 +5469,76 @@
     </w:p>
     <w:p>
       <w:pPr>
+        <w:spacing w:line="360" w:lineRule="auto" w:before="0" w:after="0"/>
+        <w:ind w:firstLine="420"/>
+      </w:pPr>
+      <w:r>
+        <w:rPr>
+          <w:rFonts w:ascii="Times New Roman" w:hAnsi="Times New Roman" w:eastAsia="宋体"/>
+          <w:b w:val="0"/>
+          <w:sz w:val="24"/>
+        </w:rPr>
+        <w:t>推广分为四个阶段。每一阶段均应能够独立演示。电气安全认证不置于第一阶段，功能数量亦不作为转化是否成立的标准。</w:t>
+      </w:r>
+    </w:p>
+    <w:p>
+      <w:pPr>
+        <w:spacing w:line="360" w:lineRule="auto" w:before="0" w:after="0"/>
+        <w:ind w:firstLine="420"/>
+      </w:pPr>
+      <w:r>
+        <w:rPr>
+          <w:rFonts w:ascii="Times New Roman" w:hAnsi="Times New Roman" w:eastAsia="宋体"/>
+          <w:b w:val="0"/>
+          <w:sz w:val="24"/>
+        </w:rPr>
+        <w:t>第一阶段为开放复现。仓库保持公开，并写明接线、烧录与默认参数。其他人员应能在自有鱼缸上完成测量、人工开关与手机查看。若该阶段不能完成，则后续套件缺少基础。</w:t>
+      </w:r>
+    </w:p>
+    <w:p>
+      <w:pPr>
+        <w:spacing w:line="360" w:lineRule="auto" w:before="0" w:after="0"/>
+        <w:ind w:firstLine="420"/>
+      </w:pPr>
+      <w:r>
+        <w:rPr>
+          <w:rFonts w:ascii="Times New Roman" w:hAnsi="Times New Roman" w:eastAsia="宋体"/>
+          <w:b w:val="0"/>
+          <w:sz w:val="24"/>
+        </w:rPr>
+        <w:t>第二阶段分为两档配置。基础配置包含主控、关键探头与缸沿结构件，用于解决指标集中与基本联动。进阶配置增加摄像头与云端查看，用于解决人员不在现场的问题。两档共用同一套手机软件，避免基础用户与进阶用户适应不同操作方式。</w:t>
+      </w:r>
+    </w:p>
+    <w:p>
+      <w:pPr>
+        <w:spacing w:line="360" w:lineRule="auto" w:before="0" w:after="0"/>
+        <w:ind w:firstLine="420"/>
+      </w:pPr>
+      <w:r>
+        <w:rPr>
+          <w:rFonts w:ascii="Times New Roman" w:hAnsi="Times New Roman" w:eastAsia="宋体"/>
+          <w:b w:val="0"/>
+          <w:sz w:val="24"/>
+        </w:rPr>
+        <w:t>第三阶段进入教学。实验不要求学生从零编写通信程序，而要求核验两项既定结果：探头失效后相关设备必须停止；离开局域网后仍能查看最近状态。结果可以核验，课程安排才具有可操作性。</w:t>
+      </w:r>
+    </w:p>
+    <w:p>
+      <w:pPr>
+        <w:spacing w:line="360" w:lineRule="auto" w:before="0" w:after="0"/>
+        <w:ind w:firstLine="420"/>
+      </w:pPr>
+      <w:r>
+        <w:rPr>
+          <w:rFonts w:ascii="Times New Roman" w:hAnsi="Times New Roman" w:eastAsia="宋体"/>
+          <w:b w:val="0"/>
+          <w:sz w:val="24"/>
+        </w:rPr>
+        <w:t>第四阶段再考虑小批量提供套件。涉及市电加热的部分必须写明仅切换相线，并由具备电工常识的人员安装。在该边界写明之前，不进入普通零售。当前阶段以开源复现与教学验证为主。</w:t>
+      </w:r>
+    </w:p>
+    <w:p>
+      <w:pPr>
         <w:spacing w:before="60" w:after="120"/>
         <w:ind w:firstLine="0"/>
         <w:jc w:val="center"/>
@@ -3815,105 +5549,432 @@
           <w:b w:val="0"/>
           <w:sz w:val="21"/>
         </w:rPr>
-        <w:t>图5-2  研发里程碑路线图</w:t>
+        <w:t>表5-2  推广阶段与完成标准</w:t>
       </w:r>
     </w:p>
-    <w:p>
-      <w:pPr>
-        <w:ind w:firstLine="0"/>
+    <w:tbl>
+      <w:tblPr>
+        <w:tblStyle w:val="TableGrid"/>
+        <w:tblW w:type="auto" w:w="0"/>
         <w:jc w:val="center"/>
-      </w:pPr>
-      <w:r>
-        <w:drawing>
-          <wp:inline xmlns:a="http://schemas.openxmlformats.org/drawingml/2006/main" xmlns:pic="http://schemas.openxmlformats.org/drawingml/2006/picture">
-            <wp:extent cx="5040000" cy="1926746"/>
-            <wp:docPr id="8" name="Picture 8"/>
-            <wp:cNvGraphicFramePr>
-              <a:graphicFrameLocks noChangeAspect="1"/>
-            </wp:cNvGraphicFramePr>
-            <a:graphic>
-              <a:graphicData uri="http://schemas.openxmlformats.org/drawingml/2006/picture">
-                <pic:pic>
-                  <pic:nvPicPr>
-                    <pic:cNvPr id="0" name="fig_roadmap.png"/>
-                    <pic:cNvPicPr/>
-                  </pic:nvPicPr>
-                  <pic:blipFill>
-                    <a:blip r:embed="rId17"/>
-                    <a:stretch>
-                      <a:fillRect/>
-                    </a:stretch>
-                  </pic:blipFill>
-                  <pic:spPr>
-                    <a:xfrm>
-                      <a:off x="0" y="0"/>
-                      <a:ext cx="5040000" cy="1926746"/>
-                    </a:xfrm>
-                    <a:prstGeom prst="rect"/>
-                  </pic:spPr>
-                </pic:pic>
-              </a:graphicData>
-            </a:graphic>
-          </wp:inline>
-        </w:drawing>
-      </w:r>
-    </w:p>
-    <w:p>
-      <w:pPr>
-        <w:spacing w:line="360" w:lineRule="auto"/>
-        <w:ind w:firstLine="0" w:left="420"/>
-      </w:pPr>
-      <w:r>
-        <w:rPr>
-          <w:rFonts w:ascii="Times New Roman" w:hAnsi="Times New Roman" w:eastAsia="宋体"/>
-          <w:b w:val="0"/>
-          <w:sz w:val="24"/>
-        </w:rPr>
-        <w:t>• 开源仓库持续维护，提供接线文档与刷机说明；</w:t>
-      </w:r>
-    </w:p>
-    <w:p>
-      <w:pPr>
-        <w:spacing w:line="360" w:lineRule="auto"/>
-        <w:ind w:firstLine="0" w:left="420"/>
-      </w:pPr>
-      <w:r>
-        <w:rPr>
-          <w:rFonts w:ascii="Times New Roman" w:hAnsi="Times New Roman" w:eastAsia="宋体"/>
-          <w:b w:val="0"/>
-          <w:sz w:val="24"/>
-        </w:rPr>
-        <w:t>• 推出基础套件（主控+关键传感+结构件）与进阶套件（CAM+云）；</w:t>
-      </w:r>
-    </w:p>
-    <w:p>
-      <w:pPr>
-        <w:spacing w:line="360" w:lineRule="auto"/>
-        <w:ind w:firstLine="0" w:left="420"/>
-      </w:pPr>
-      <w:r>
-        <w:rPr>
-          <w:rFonts w:ascii="Times New Roman" w:hAnsi="Times New Roman" w:eastAsia="宋体"/>
-          <w:b w:val="0"/>
-          <w:sz w:val="24"/>
-        </w:rPr>
-        <w:t>• 与教学实验结合，形成课程案例；</w:t>
-      </w:r>
-    </w:p>
-    <w:p>
-      <w:pPr>
-        <w:spacing w:line="360" w:lineRule="auto"/>
-        <w:ind w:firstLine="0" w:left="420"/>
-      </w:pPr>
-      <w:r>
-        <w:rPr>
-          <w:rFonts w:ascii="Times New Roman" w:hAnsi="Times New Roman" w:eastAsia="宋体"/>
-          <w:b w:val="0"/>
-          <w:sz w:val="24"/>
-        </w:rPr>
-        <w:t>• 逐步完善认证与电气安全，再进入商业渠道。</w:t>
-      </w:r>
-    </w:p>
+        <w:tblLook w:firstColumn="1" w:firstRow="1" w:lastColumn="0" w:lastRow="0" w:noHBand="0" w:noVBand="1" w:val="04A0"/>
+      </w:tblPr>
+      <w:tblGrid>
+        <w:gridCol w:w="2075"/>
+        <w:gridCol w:w="2075"/>
+        <w:gridCol w:w="2075"/>
+        <w:gridCol w:w="2075"/>
+      </w:tblGrid>
+      <w:tr>
+        <w:tc>
+          <w:tcPr>
+            <w:tcW w:type="dxa" w:w="2075"/>
+          </w:tcPr>
+          <w:p>
+            <w:pPr>
+              <w:jc w:val="center"/>
+            </w:pPr>
+            <w:r/>
+            <w:r>
+              <w:rPr>
+                <w:rFonts w:ascii="Times New Roman" w:hAnsi="Times New Roman" w:eastAsia="黑体"/>
+                <w:b/>
+                <w:sz w:val="21"/>
+              </w:rPr>
+              <w:t>阶段</w:t>
+            </w:r>
+          </w:p>
+        </w:tc>
+        <w:tc>
+          <w:tcPr>
+            <w:tcW w:type="dxa" w:w="2075"/>
+          </w:tcPr>
+          <w:p>
+            <w:pPr>
+              <w:jc w:val="center"/>
+            </w:pPr>
+            <w:r/>
+            <w:r>
+              <w:rPr>
+                <w:rFonts w:ascii="Times New Roman" w:hAnsi="Times New Roman" w:eastAsia="黑体"/>
+                <w:b/>
+                <w:sz w:val="21"/>
+              </w:rPr>
+              <w:t>对象</w:t>
+            </w:r>
+          </w:p>
+        </w:tc>
+        <w:tc>
+          <w:tcPr>
+            <w:tcW w:type="dxa" w:w="2075"/>
+          </w:tcPr>
+          <w:p>
+            <w:pPr>
+              <w:jc w:val="center"/>
+            </w:pPr>
+            <w:r/>
+            <w:r>
+              <w:rPr>
+                <w:rFonts w:ascii="Times New Roman" w:hAnsi="Times New Roman" w:eastAsia="黑体"/>
+                <w:b/>
+                <w:sz w:val="21"/>
+              </w:rPr>
+              <w:t>交付内容</w:t>
+            </w:r>
+          </w:p>
+        </w:tc>
+        <w:tc>
+          <w:tcPr>
+            <w:tcW w:type="dxa" w:w="2075"/>
+          </w:tcPr>
+          <w:p>
+            <w:pPr>
+              <w:jc w:val="center"/>
+            </w:pPr>
+            <w:r/>
+            <w:r>
+              <w:rPr>
+                <w:rFonts w:ascii="Times New Roman" w:hAnsi="Times New Roman" w:eastAsia="黑体"/>
+                <w:b/>
+                <w:sz w:val="21"/>
+              </w:rPr>
+              <w:t>完成标准</w:t>
+            </w:r>
+          </w:p>
+        </w:tc>
+      </w:tr>
+      <w:tr>
+        <w:tc>
+          <w:tcPr>
+            <w:tcW w:type="dxa" w:w="2075"/>
+          </w:tcPr>
+          <w:p>
+            <w:r/>
+            <w:r>
+              <w:rPr>
+                <w:rFonts w:ascii="Times New Roman" w:hAnsi="Times New Roman" w:eastAsia="宋体"/>
+                <w:b w:val="0"/>
+                <w:sz w:val="21"/>
+              </w:rPr>
+              <w:t>开放复现</w:t>
+            </w:r>
+          </w:p>
+        </w:tc>
+        <w:tc>
+          <w:tcPr>
+            <w:tcW w:type="dxa" w:w="2075"/>
+          </w:tcPr>
+          <w:p>
+            <w:r/>
+            <w:r>
+              <w:rPr>
+                <w:rFonts w:ascii="Times New Roman" w:hAnsi="Times New Roman" w:eastAsia="宋体"/>
+                <w:b w:val="0"/>
+                <w:sz w:val="21"/>
+              </w:rPr>
+              <w:t>爱好者与学生</w:t>
+            </w:r>
+          </w:p>
+        </w:tc>
+        <w:tc>
+          <w:tcPr>
+            <w:tcW w:type="dxa" w:w="2075"/>
+          </w:tcPr>
+          <w:p>
+            <w:r/>
+            <w:r>
+              <w:rPr>
+                <w:rFonts w:ascii="Times New Roman" w:hAnsi="Times New Roman" w:eastAsia="宋体"/>
+                <w:b w:val="0"/>
+                <w:sz w:val="21"/>
+              </w:rPr>
+              <w:t>文档、固件与结构文件</w:t>
+            </w:r>
+          </w:p>
+        </w:tc>
+        <w:tc>
+          <w:tcPr>
+            <w:tcW w:type="dxa" w:w="2075"/>
+          </w:tcPr>
+          <w:p>
+            <w:r/>
+            <w:r>
+              <w:rPr>
+                <w:rFonts w:ascii="Times New Roman" w:hAnsi="Times New Roman" w:eastAsia="宋体"/>
+                <w:b w:val="0"/>
+                <w:sz w:val="21"/>
+              </w:rPr>
+              <w:t>能够测量、人工开关，手机能够查看</w:t>
+            </w:r>
+          </w:p>
+        </w:tc>
+      </w:tr>
+      <w:tr>
+        <w:tc>
+          <w:tcPr>
+            <w:tcW w:type="dxa" w:w="2075"/>
+          </w:tcPr>
+          <w:p>
+            <w:r/>
+            <w:r>
+              <w:rPr>
+                <w:rFonts w:ascii="Times New Roman" w:hAnsi="Times New Roman" w:eastAsia="宋体"/>
+                <w:b w:val="0"/>
+                <w:sz w:val="21"/>
+              </w:rPr>
+              <w:t>基础套件</w:t>
+            </w:r>
+          </w:p>
+        </w:tc>
+        <w:tc>
+          <w:tcPr>
+            <w:tcW w:type="dxa" w:w="2075"/>
+          </w:tcPr>
+          <w:p>
+            <w:r/>
+            <w:r>
+              <w:rPr>
+                <w:rFonts w:ascii="Times New Roman" w:hAnsi="Times New Roman" w:eastAsia="宋体"/>
+                <w:b w:val="0"/>
+                <w:sz w:val="21"/>
+              </w:rPr>
+              <w:t>家庭鱼缸</w:t>
+            </w:r>
+          </w:p>
+        </w:tc>
+        <w:tc>
+          <w:tcPr>
+            <w:tcW w:type="dxa" w:w="2075"/>
+          </w:tcPr>
+          <w:p>
+            <w:r/>
+            <w:r>
+              <w:rPr>
+                <w:rFonts w:ascii="Times New Roman" w:hAnsi="Times New Roman" w:eastAsia="宋体"/>
+                <w:b w:val="0"/>
+                <w:sz w:val="21"/>
+              </w:rPr>
+              <w:t>主控、探头与缸沿结构件</w:t>
+            </w:r>
+          </w:p>
+        </w:tc>
+        <w:tc>
+          <w:tcPr>
+            <w:tcW w:type="dxa" w:w="2075"/>
+          </w:tcPr>
+          <w:p>
+            <w:r/>
+            <w:r>
+              <w:rPr>
+                <w:rFonts w:ascii="Times New Roman" w:hAnsi="Times New Roman" w:eastAsia="宋体"/>
+                <w:b w:val="0"/>
+                <w:sz w:val="21"/>
+              </w:rPr>
+              <w:t>水质变化能够驱动相应设备</w:t>
+            </w:r>
+          </w:p>
+        </w:tc>
+      </w:tr>
+      <w:tr>
+        <w:tc>
+          <w:tcPr>
+            <w:tcW w:type="dxa" w:w="2075"/>
+          </w:tcPr>
+          <w:p>
+            <w:r/>
+            <w:r>
+              <w:rPr>
+                <w:rFonts w:ascii="Times New Roman" w:hAnsi="Times New Roman" w:eastAsia="宋体"/>
+                <w:b w:val="0"/>
+                <w:sz w:val="21"/>
+              </w:rPr>
+              <w:t>离场查看</w:t>
+            </w:r>
+          </w:p>
+        </w:tc>
+        <w:tc>
+          <w:tcPr>
+            <w:tcW w:type="dxa" w:w="2075"/>
+          </w:tcPr>
+          <w:p>
+            <w:r/>
+            <w:r>
+              <w:rPr>
+                <w:rFonts w:ascii="Times New Roman" w:hAnsi="Times New Roman" w:eastAsia="宋体"/>
+                <w:b w:val="0"/>
+                <w:sz w:val="21"/>
+              </w:rPr>
+              <w:t>需要离场的用户</w:t>
+            </w:r>
+          </w:p>
+        </w:tc>
+        <w:tc>
+          <w:tcPr>
+            <w:tcW w:type="dxa" w:w="2075"/>
+          </w:tcPr>
+          <w:p>
+            <w:r/>
+            <w:r>
+              <w:rPr>
+                <w:rFonts w:ascii="Times New Roman" w:hAnsi="Times New Roman" w:eastAsia="宋体"/>
+                <w:b w:val="0"/>
+                <w:sz w:val="21"/>
+              </w:rPr>
+              <w:t>摄像头与云端</w:t>
+            </w:r>
+          </w:p>
+        </w:tc>
+        <w:tc>
+          <w:tcPr>
+            <w:tcW w:type="dxa" w:w="2075"/>
+          </w:tcPr>
+          <w:p>
+            <w:r/>
+            <w:r>
+              <w:rPr>
+                <w:rFonts w:ascii="Times New Roman" w:hAnsi="Times New Roman" w:eastAsia="宋体"/>
+                <w:b w:val="0"/>
+                <w:sz w:val="21"/>
+              </w:rPr>
+              <w:t>离场后能够查看状态与最近照片</w:t>
+            </w:r>
+          </w:p>
+        </w:tc>
+      </w:tr>
+      <w:tr>
+        <w:tc>
+          <w:tcPr>
+            <w:tcW w:type="dxa" w:w="2075"/>
+          </w:tcPr>
+          <w:p>
+            <w:r/>
+            <w:r>
+              <w:rPr>
+                <w:rFonts w:ascii="Times New Roman" w:hAnsi="Times New Roman" w:eastAsia="宋体"/>
+                <w:b w:val="0"/>
+                <w:sz w:val="21"/>
+              </w:rPr>
+              <w:t>教学案例</w:t>
+            </w:r>
+          </w:p>
+        </w:tc>
+        <w:tc>
+          <w:tcPr>
+            <w:tcW w:type="dxa" w:w="2075"/>
+          </w:tcPr>
+          <w:p>
+            <w:r/>
+            <w:r>
+              <w:rPr>
+                <w:rFonts w:ascii="Times New Roman" w:hAnsi="Times New Roman" w:eastAsia="宋体"/>
+                <w:b w:val="0"/>
+                <w:sz w:val="21"/>
+              </w:rPr>
+              <w:t>课程</w:t>
+            </w:r>
+          </w:p>
+        </w:tc>
+        <w:tc>
+          <w:tcPr>
+            <w:tcW w:type="dxa" w:w="2075"/>
+          </w:tcPr>
+          <w:p>
+            <w:r/>
+            <w:r>
+              <w:rPr>
+                <w:rFonts w:ascii="Times New Roman" w:hAnsi="Times New Roman" w:eastAsia="宋体"/>
+                <w:b w:val="0"/>
+                <w:sz w:val="21"/>
+              </w:rPr>
+              <w:t>可以核验的演示步骤</w:t>
+            </w:r>
+          </w:p>
+        </w:tc>
+        <w:tc>
+          <w:tcPr>
+            <w:tcW w:type="dxa" w:w="2075"/>
+          </w:tcPr>
+          <w:p>
+            <w:r/>
+            <w:r>
+              <w:rPr>
+                <w:rFonts w:ascii="Times New Roman" w:hAnsi="Times New Roman" w:eastAsia="宋体"/>
+                <w:b w:val="0"/>
+                <w:sz w:val="21"/>
+              </w:rPr>
+              <w:t>失效即停止，断网后现场仍运行</w:t>
+            </w:r>
+          </w:p>
+        </w:tc>
+      </w:tr>
+      <w:tr>
+        <w:tc>
+          <w:tcPr>
+            <w:tcW w:type="dxa" w:w="2075"/>
+          </w:tcPr>
+          <w:p>
+            <w:r/>
+            <w:r>
+              <w:rPr>
+                <w:rFonts w:ascii="Times New Roman" w:hAnsi="Times New Roman" w:eastAsia="宋体"/>
+                <w:b w:val="0"/>
+                <w:sz w:val="21"/>
+              </w:rPr>
+              <w:t>小批量</w:t>
+            </w:r>
+          </w:p>
+        </w:tc>
+        <w:tc>
+          <w:tcPr>
+            <w:tcW w:type="dxa" w:w="2075"/>
+          </w:tcPr>
+          <w:p>
+            <w:r/>
+            <w:r>
+              <w:rPr>
+                <w:rFonts w:ascii="Times New Roman" w:hAnsi="Times New Roman" w:eastAsia="宋体"/>
+                <w:b w:val="0"/>
+                <w:sz w:val="21"/>
+              </w:rPr>
+              <w:t>具备安装条件的用户</w:t>
+            </w:r>
+          </w:p>
+        </w:tc>
+        <w:tc>
+          <w:tcPr>
+            <w:tcW w:type="dxa" w:w="2075"/>
+          </w:tcPr>
+          <w:p>
+            <w:r/>
+            <w:r>
+              <w:rPr>
+                <w:rFonts w:ascii="Times New Roman" w:hAnsi="Times New Roman" w:eastAsia="宋体"/>
+                <w:b w:val="0"/>
+                <w:sz w:val="21"/>
+              </w:rPr>
+              <w:t>套件与安全说明</w:t>
+            </w:r>
+          </w:p>
+        </w:tc>
+        <w:tc>
+          <w:tcPr>
+            <w:tcW w:type="dxa" w:w="2075"/>
+          </w:tcPr>
+          <w:p>
+            <w:r/>
+            <w:r>
+              <w:rPr>
+                <w:rFonts w:ascii="Times New Roman" w:hAnsi="Times New Roman" w:eastAsia="宋体"/>
+                <w:b w:val="0"/>
+                <w:sz w:val="21"/>
+              </w:rPr>
+              <w:t>市电接线边界已经写明</w:t>
+            </w:r>
+          </w:p>
+        </w:tc>
+      </w:tr>
+    </w:tbl>
+    <w:p/>
     <w:p>
       <w:pPr>
         <w:spacing w:before="120" w:after="120"/>
